--- a/TRIMESTRE II/Trabajo Académico proyecto final trimestre LUIS DAVID DIAZ SAIZ. (1) (1).docx
+++ b/TRIMESTRE II/Trabajo Académico proyecto final trimestre LUIS DAVID DIAZ SAIZ. (1) (1).docx
@@ -130,7 +130,7 @@
         <w:jc w:val="center"/>
       </w:pPr>
       <w:r>
-        <w:t>Miguel Ángel Segura Velásquez, T.I: 1.033.718.891</w:t>
+        <w:t>Julián Andrés Niño Bautista, CC: 1.055.988.099</w:t>
       </w:r>
     </w:p>
     <w:p>
@@ -148,10 +148,7 @@
         <w:jc w:val="center"/>
       </w:pPr>
       <w:r>
-        <w:t>Eduard</w:t>
-      </w:r>
-      <w:r>
-        <w:t xml:space="preserve"> Antonio López Gutiérrez, CC: 1.073.601.053</w:t>
+        <w:t>Eduard Antonio López Gutiérrez, CC: 1.073.601.053</w:t>
       </w:r>
     </w:p>
     <w:p>
@@ -193,6 +190,12 @@
     <w:p>
       <w:pPr>
         <w:ind w:right="66" w:firstLine="0"/>
+        <w:jc w:val="center"/>
+      </w:pPr>
+    </w:p>
+    <w:p>
+      <w:pPr>
+        <w:ind w:right="66" w:firstLine="0"/>
       </w:pPr>
     </w:p>
     <w:p>
@@ -211,6 +214,9 @@
         <w:ind w:right="66" w:firstLine="0"/>
         <w:jc w:val="center"/>
       </w:pPr>
+      <w:r>
+        <w:t>Servicio Nacional de Aprendizaje SENA</w:t>
+      </w:r>
     </w:p>
     <w:p>
       <w:pPr>
@@ -218,7 +224,7 @@
         <w:jc w:val="center"/>
       </w:pPr>
       <w:r>
-        <w:t>Servicio Nacional de Aprendizaje SENA</w:t>
+        <w:t>Bogotá D.C</w:t>
       </w:r>
     </w:p>
     <w:p>
@@ -227,7 +233,10 @@
         <w:jc w:val="center"/>
       </w:pPr>
       <w:r>
-        <w:t>Bogotá D.C</w:t>
+        <w:t>AÑO 202</w:t>
+      </w:r>
+      <w:r>
+        <w:t>6</w:t>
       </w:r>
     </w:p>
     <w:p>
@@ -236,7 +245,8 @@
         <w:jc w:val="center"/>
       </w:pPr>
       <w:r>
-        <w:t>AÑO 2025</w:t>
+        <w:lastRenderedPageBreak/>
+        <w:t>PARKIOX</w:t>
       </w:r>
     </w:p>
     <w:p>
@@ -244,10 +254,6 @@
         <w:ind w:right="66" w:firstLine="0"/>
         <w:jc w:val="center"/>
       </w:pPr>
-      <w:r>
-        <w:lastRenderedPageBreak/>
-        <w:t>PARKIOX</w:t>
-      </w:r>
     </w:p>
     <w:p>
       <w:pPr>
@@ -278,6 +284,9 @@
         <w:ind w:right="66" w:firstLine="0"/>
         <w:jc w:val="center"/>
       </w:pPr>
+      <w:r>
+        <w:t xml:space="preserve">NOMBRE Y APELLIDOS DE </w:t>
+      </w:r>
     </w:p>
     <w:p>
       <w:pPr>
@@ -285,7 +294,7 @@
         <w:jc w:val="center"/>
       </w:pPr>
       <w:r>
-        <w:t xml:space="preserve">NOMBRE Y APELLIDOS DE </w:t>
+        <w:t>AUTORES</w:t>
       </w:r>
     </w:p>
     <w:p>
@@ -294,7 +303,7 @@
         <w:jc w:val="center"/>
       </w:pPr>
       <w:r>
-        <w:t>AUTORES</w:t>
+        <w:t>Luis David Diaz Saiz, CC: 1.031.810.849</w:t>
       </w:r>
     </w:p>
     <w:p>
@@ -303,7 +312,7 @@
         <w:jc w:val="center"/>
       </w:pPr>
       <w:r>
-        <w:t>Luis David Diaz Saiz, CC: 1.031.810.849</w:t>
+        <w:t>Julián Andrés Niño Bautista, CC: 1.055.988.099</w:t>
       </w:r>
     </w:p>
     <w:p>
@@ -312,7 +321,7 @@
         <w:jc w:val="center"/>
       </w:pPr>
       <w:r>
-        <w:t>Miguel Ángel Segura Velásquez, T.I: 1.033.718.891</w:t>
+        <w:t>Nicolas Leonardo Roncancio Salinas, CC: 1.014.863.757</w:t>
       </w:r>
     </w:p>
     <w:p>
@@ -321,7 +330,7 @@
         <w:jc w:val="center"/>
       </w:pPr>
       <w:r>
-        <w:t>Nicolas Leonardo Roncancio Salinas, CC: 1.014.863.757</w:t>
+        <w:t>Eduard Antonio López Gutiérrez, CC: 1.073.601.053</w:t>
       </w:r>
     </w:p>
     <w:p>
@@ -329,12 +338,6 @@
         <w:ind w:right="66" w:firstLine="0"/>
         <w:jc w:val="center"/>
       </w:pPr>
-      <w:r>
-        <w:t>Eduard</w:t>
-      </w:r>
-      <w:r>
-        <w:t xml:space="preserve"> Antonio López Gutiérrez, CC: 1.073.601.053</w:t>
-      </w:r>
     </w:p>
     <w:p>
       <w:pPr>
@@ -365,15 +368,15 @@
         <w:ind w:right="66" w:firstLine="0"/>
         <w:jc w:val="center"/>
       </w:pPr>
+      <w:r>
+        <w:t>Trabajo presentado como requisito para optar al título de Tecnólogo en Análisis y Desarrollo de Software</w:t>
+      </w:r>
     </w:p>
     <w:p>
       <w:pPr>
         <w:ind w:right="66" w:firstLine="0"/>
         <w:jc w:val="center"/>
       </w:pPr>
-      <w:r>
-        <w:t>Trabajo presentado como requisito para optar al título de Tecnólogo en Análisis y Desarrollo de Software</w:t>
-      </w:r>
     </w:p>
     <w:p>
       <w:pPr>
@@ -398,6 +401,9 @@
         <w:ind w:right="66" w:firstLine="0"/>
         <w:jc w:val="center"/>
       </w:pPr>
+      <w:r>
+        <w:t>Jurados</w:t>
+      </w:r>
     </w:p>
     <w:p>
       <w:pPr>
@@ -405,7 +411,7 @@
         <w:jc w:val="center"/>
       </w:pPr>
       <w:r>
-        <w:t>Jurados</w:t>
+        <w:t>Javier Yara</w:t>
       </w:r>
     </w:p>
     <w:p>
@@ -413,9 +419,6 @@
         <w:ind w:right="66" w:firstLine="0"/>
         <w:jc w:val="center"/>
       </w:pPr>
-      <w:r>
-        <w:t>Edwin Duran, Edwin Duarte</w:t>
-      </w:r>
     </w:p>
     <w:p>
       <w:pPr>
@@ -434,6 +437,9 @@
         <w:ind w:right="66" w:firstLine="0"/>
         <w:jc w:val="center"/>
       </w:pPr>
+      <w:r>
+        <w:t>Servicio Nacional de Aprendizaje SENA</w:t>
+      </w:r>
     </w:p>
     <w:p>
       <w:pPr>
@@ -441,7 +447,7 @@
         <w:jc w:val="center"/>
       </w:pPr>
       <w:r>
-        <w:t>Servicio Nacional de Aprendizaje SENA</w:t>
+        <w:t>Bogotá D.C</w:t>
       </w:r>
     </w:p>
     <w:p>
@@ -450,20 +456,21 @@
         <w:jc w:val="center"/>
       </w:pPr>
       <w:r>
-        <w:t>Bogotá D.C</w:t>
-      </w:r>
-    </w:p>
-    <w:p>
-      <w:pPr>
-        <w:ind w:right="66" w:firstLine="0"/>
-        <w:jc w:val="center"/>
-      </w:pPr>
-      <w:r>
-        <w:t>AÑO 2025</w:t>
+        <w:t>AÑO 202</w:t>
+      </w:r>
+      <w:r>
+        <w:t>6</w:t>
       </w:r>
     </w:p>
     <w:sdt>
       <w:sdtPr>
+        <w:rPr>
+          <w:rFonts w:ascii="Times New Roman" w:eastAsia="Times New Roman" w:hAnsi="Times New Roman" w:cs="Times New Roman"/>
+          <w:color w:val="000000"/>
+          <w:sz w:val="24"/>
+          <w:szCs w:val="22"/>
+          <w:lang w:val="es-CO" w:eastAsia="es-CO"/>
+        </w:rPr>
         <w:id w:val="-164563627"/>
         <w:docPartObj>
           <w:docPartGallery w:val="Table of Contents"/>
@@ -472,13 +479,8 @@
       </w:sdtPr>
       <w:sdtEndPr>
         <w:rPr>
-          <w:rFonts w:ascii="Times New Roman" w:eastAsia="Times New Roman" w:hAnsi="Times New Roman" w:cs="Times New Roman"/>
-          <w:b/>
-          <w:bCs/>
-          <w:color w:val="000000"/>
-          <w:sz w:val="24"/>
-          <w:szCs w:val="22"/>
-          <w:lang w:val="es-CO" w:eastAsia="es-CO"/>
+          <w:b/>
+          <w:bCs/>
         </w:rPr>
       </w:sdtEndPr>
       <w:sdtContent>
@@ -1238,25 +1240,7 @@
                 <w:noProof/>
                 <w:lang w:val="es-ES" w:eastAsia="es-ES"/>
               </w:rPr>
-              <w:t>Alcanc</w:t>
-            </w:r>
-            <w:r>
-              <w:rPr>
-                <w:rStyle w:val="Hipervnculo"/>
-                <w:rFonts w:eastAsiaTheme="majorEastAsia"/>
-                <w:noProof/>
-                <w:lang w:val="es-ES" w:eastAsia="es-ES"/>
-              </w:rPr>
-              <w:t>e</w:t>
-            </w:r>
-            <w:r>
-              <w:rPr>
-                <w:rStyle w:val="Hipervnculo"/>
-                <w:rFonts w:eastAsiaTheme="majorEastAsia"/>
-                <w:noProof/>
-                <w:lang w:val="es-ES" w:eastAsia="es-ES"/>
-              </w:rPr>
-              <w:t xml:space="preserve"> del Proyecto</w:t>
+              <w:t>Alcance del Proyecto</w:t>
             </w:r>
             <w:r>
               <w:rPr>
@@ -1947,23 +1931,7 @@
                 <w:rFonts w:eastAsiaTheme="majorEastAsia"/>
                 <w:noProof/>
               </w:rPr>
-              <w:t>Diagram</w:t>
-            </w:r>
-            <w:r>
-              <w:rPr>
-                <w:rStyle w:val="Hipervnculo"/>
-                <w:rFonts w:eastAsiaTheme="majorEastAsia"/>
-                <w:noProof/>
-              </w:rPr>
-              <w:t>a</w:t>
-            </w:r>
-            <w:r>
-              <w:rPr>
-                <w:rStyle w:val="Hipervnculo"/>
-                <w:rFonts w:eastAsiaTheme="majorEastAsia"/>
-                <w:noProof/>
-              </w:rPr>
-              <w:t xml:space="preserve"> del Proceso Actual</w:t>
+              <w:t>Diagrama del Proceso Actual</w:t>
             </w:r>
             <w:r>
               <w:rPr>
@@ -2254,23 +2222,7 @@
                 <w:rFonts w:eastAsiaTheme="majorEastAsia"/>
                 <w:noProof/>
               </w:rPr>
-              <w:t>Entrevis</w:t>
-            </w:r>
-            <w:r>
-              <w:rPr>
-                <w:rStyle w:val="Hipervnculo"/>
-                <w:rFonts w:eastAsiaTheme="majorEastAsia"/>
-                <w:noProof/>
-              </w:rPr>
-              <w:t>t</w:t>
-            </w:r>
-            <w:r>
-              <w:rPr>
-                <w:rStyle w:val="Hipervnculo"/>
-                <w:rFonts w:eastAsiaTheme="majorEastAsia"/>
-                <w:noProof/>
-              </w:rPr>
-              <w:t>a 2, Jean Pierre Aparicio Sandoval:</w:t>
+              <w:t>Entrevista 2, Jean Pierre Aparicio Sandoval:</w:t>
             </w:r>
             <w:r>
               <w:rPr>
@@ -3066,6 +3018,7 @@
               <w:b/>
               <w:bCs/>
             </w:rPr>
+            <w:lastRenderedPageBreak/>
             <w:fldChar w:fldCharType="end"/>
           </w:r>
         </w:p>
@@ -3399,17 +3352,7 @@
             <w:bCs/>
             <w:noProof/>
           </w:rPr>
-          <w:t>Í</w:t>
-        </w:r>
-        <w:r>
-          <w:rPr>
-            <w:rStyle w:val="Hipervnculo"/>
-            <w:rFonts w:eastAsiaTheme="majorEastAsia"/>
-            <w:b/>
-            <w:bCs/>
-            <w:noProof/>
-          </w:rPr>
-          <w:t>ndice de Figuras</w:t>
+          <w:t>Índice de Figuras</w:t>
         </w:r>
         <w:r>
           <w:rPr>
@@ -3951,6 +3894,7 @@
       <w:bookmarkStart w:id="0" w:name="_Toc216819302"/>
       <w:bookmarkStart w:id="1" w:name="_Toc216820146"/>
       <w:r>
+        <w:lastRenderedPageBreak/>
         <w:t>Planteamiento del Problema</w:t>
       </w:r>
       <w:bookmarkEnd w:id="0"/>
@@ -4086,27 +4030,7 @@
           <w:i w:val="0"/>
           <w:iCs/>
         </w:rPr>
-        <w:t>¿Cómo podemos facilitar a los conductores la búsqueda eficiente de parqueaderos disponibles en tiempo real?</w:t>
-      </w:r>
-      <w:r>
-        <w:rPr>
-          <w:rStyle w:val="agcmg"/>
-          <w:b w:val="0"/>
-          <w:bCs/>
-          <w:i w:val="0"/>
-          <w:iCs/>
-        </w:rPr>
-        <w:t xml:space="preserve">, </w:t>
-      </w:r>
-      <w:r>
-        <w:rPr>
-          <w:rStyle w:val="agcmg"/>
-          <w:b w:val="0"/>
-          <w:bCs/>
-          <w:i w:val="0"/>
-          <w:iCs/>
-        </w:rPr>
-        <w:t>Esta pregunta fue clave para definir la solución que proponemos.</w:t>
+        <w:t>¿Cómo podemos facilitar a los conductores la búsqueda eficiente de parqueaderos disponibles en tiempo real?, Esta pregunta fue clave para definir la solución que proponemos.</w:t>
       </w:r>
       <w:bookmarkEnd w:id="3"/>
     </w:p>
@@ -4989,7 +4913,7 @@
         <w:textAlignment w:val="baseline"/>
         <w:rPr>
           <w:szCs w:val="24"/>
-          <w:lang w:val="es-ES" w:eastAsia="es-ES"/>
+          <w:lang w:val="en-US" w:eastAsia="es-ES"/>
         </w:rPr>
       </w:pPr>
       <w:r>
@@ -4998,21 +4922,13 @@
           <w:lang w:val="es-ES" w:eastAsia="es-ES"/>
         </w:rPr>
         <w:tab/>
-        <w:t xml:space="preserve">Fronted: React, </w:t>
-      </w:r>
-      <w:r>
-        <w:rPr>
-          <w:szCs w:val="24"/>
-          <w:lang w:val="es-ES" w:eastAsia="es-ES"/>
-        </w:rPr>
-        <w:t>J</w:t>
-      </w:r>
-      <w:r>
-        <w:rPr>
-          <w:szCs w:val="24"/>
-          <w:lang w:val="es-ES" w:eastAsia="es-ES"/>
-        </w:rPr>
-        <w:t>avaScript.</w:t>
+      </w:r>
+      <w:r>
+        <w:rPr>
+          <w:szCs w:val="24"/>
+          <w:lang w:val="en-US" w:eastAsia="es-ES"/>
+        </w:rPr>
+        <w:t>Fronted: React, JavaScript.</w:t>
       </w:r>
     </w:p>
     <w:p>
@@ -5023,13 +4939,13 @@
         <w:textAlignment w:val="baseline"/>
         <w:rPr>
           <w:szCs w:val="24"/>
-          <w:lang w:val="es-ES" w:eastAsia="es-ES"/>
-        </w:rPr>
-      </w:pPr>
-      <w:r>
-        <w:rPr>
-          <w:szCs w:val="24"/>
-          <w:lang w:val="es-ES" w:eastAsia="es-ES"/>
+          <w:lang w:val="en-US" w:eastAsia="es-ES"/>
+        </w:rPr>
+      </w:pPr>
+      <w:r>
+        <w:rPr>
+          <w:szCs w:val="24"/>
+          <w:lang w:val="en-US" w:eastAsia="es-ES"/>
         </w:rPr>
         <w:tab/>
         <w:t>Backend: Python</w:t>
@@ -5043,23 +4959,16 @@
         <w:textAlignment w:val="baseline"/>
         <w:rPr>
           <w:szCs w:val="24"/>
-          <w:lang w:val="es-ES" w:eastAsia="es-ES"/>
-        </w:rPr>
-      </w:pPr>
-      <w:r>
-        <w:rPr>
-          <w:szCs w:val="24"/>
-          <w:lang w:val="es-ES" w:eastAsia="es-ES"/>
+          <w:lang w:val="en-US" w:eastAsia="es-ES"/>
+        </w:rPr>
+      </w:pPr>
+      <w:r>
+        <w:rPr>
+          <w:szCs w:val="24"/>
+          <w:lang w:val="en-US" w:eastAsia="es-ES"/>
         </w:rPr>
         <w:tab/>
-        <w:t xml:space="preserve">Bases de Datos: </w:t>
-      </w:r>
-      <w:r>
-        <w:rPr>
-          <w:szCs w:val="24"/>
-          <w:lang w:val="es-ES" w:eastAsia="es-ES"/>
-        </w:rPr>
-        <w:t>SQL</w:t>
+        <w:t>Bases de Datos: SQL</w:t>
       </w:r>
     </w:p>
     <w:p>
@@ -5070,7 +4979,7 @@
         <w:textAlignment w:val="baseline"/>
         <w:rPr>
           <w:szCs w:val="24"/>
-          <w:lang w:val="es-ES" w:eastAsia="es-ES"/>
+          <w:lang w:val="en-US" w:eastAsia="es-ES"/>
         </w:rPr>
       </w:pPr>
     </w:p>
@@ -5175,26 +5084,16 @@
       <w:r>
         <w:t xml:space="preserve"> </w:t>
       </w:r>
-      <w:r>
-        <w:fldChar w:fldCharType="begin"/>
-      </w:r>
-      <w:r>
-        <w:instrText xml:space="preserve"> SEQ Figura \* ARABIC </w:instrText>
-      </w:r>
-      <w:r>
-        <w:fldChar w:fldCharType="separate"/>
-      </w:r>
-      <w:r>
-        <w:rPr>
-          <w:noProof/>
-        </w:rPr>
-        <w:t>1</w:t>
-      </w:r>
-      <w:bookmarkEnd w:id="16"/>
-      <w:bookmarkEnd w:id="17"/>
-      <w:r>
-        <w:fldChar w:fldCharType="end"/>
-      </w:r>
+      <w:fldSimple w:instr=" SEQ Figura \* ARABIC ">
+        <w:r>
+          <w:rPr>
+            <w:noProof/>
+          </w:rPr>
+          <w:t>1</w:t>
+        </w:r>
+        <w:bookmarkEnd w:id="16"/>
+        <w:bookmarkEnd w:id="17"/>
+      </w:fldSimple>
       <w:r>
         <w:t xml:space="preserve"> </w:t>
       </w:r>
@@ -5330,10 +5229,7 @@
         <w:t>.</w:t>
       </w:r>
       <w:r>
-        <w:t xml:space="preserve"> </w:t>
-      </w:r>
-      <w:r>
-        <w:t>2</w:t>
+        <w:t xml:space="preserve"> 2</w:t>
       </w:r>
       <w:bookmarkEnd w:id="18"/>
       <w:bookmarkEnd w:id="19"/>
@@ -5554,19 +5450,7 @@
         <w:rPr>
           <w:sz w:val="22"/>
         </w:rPr>
-        <w:t xml:space="preserve"> Diagrama de flujo BPMN </w:t>
-      </w:r>
-      <w:r>
-        <w:rPr>
-          <w:sz w:val="22"/>
-        </w:rPr>
-        <w:t>referente al módulo Registro y Autenticación</w:t>
-      </w:r>
-      <w:r>
-        <w:rPr>
-          <w:sz w:val="22"/>
-        </w:rPr>
-        <w:t xml:space="preserve">, resumiendo todas sus funciones. </w:t>
+        <w:t xml:space="preserve"> Diagrama de flujo BPMN referente al módulo Registro y Autenticación, resumiendo todas sus funciones. </w:t>
       </w:r>
     </w:p>
     <w:p>
@@ -5583,10 +5467,7 @@
       <w:bookmarkStart w:id="21" w:name="_Toc216821131"/>
       <w:r>
         <w:lastRenderedPageBreak/>
-        <w:t xml:space="preserve">Fig. </w:t>
-      </w:r>
-      <w:r>
-        <w:t>3</w:t>
+        <w:t>Fig. 3</w:t>
       </w:r>
       <w:bookmarkEnd w:id="20"/>
       <w:bookmarkEnd w:id="21"/>
@@ -5801,19 +5682,7 @@
         <w:rPr>
           <w:sz w:val="22"/>
         </w:rPr>
-        <w:t xml:space="preserve"> Diagrama de flujo BPMN referente al módulo </w:t>
-      </w:r>
-      <w:r>
-        <w:rPr>
-          <w:sz w:val="22"/>
-        </w:rPr>
-        <w:t>Verificación de Datos</w:t>
-      </w:r>
-      <w:r>
-        <w:rPr>
-          <w:sz w:val="22"/>
-        </w:rPr>
-        <w:t>, resumiendo todas sus funciones.</w:t>
+        <w:t xml:space="preserve"> Diagrama de flujo BPMN referente al módulo Verificación de Datos, resumiendo todas sus funciones.</w:t>
       </w:r>
     </w:p>
     <w:p>
@@ -5832,10 +5701,7 @@
       <w:bookmarkStart w:id="22" w:name="_Toc216820164"/>
       <w:bookmarkStart w:id="23" w:name="_Toc216821132"/>
       <w:r>
-        <w:t xml:space="preserve">Fig. </w:t>
-      </w:r>
-      <w:r>
-        <w:t>4</w:t>
+        <w:t>Fig. 4</w:t>
       </w:r>
       <w:bookmarkEnd w:id="22"/>
       <w:bookmarkEnd w:id="23"/>
@@ -6016,19 +5882,7 @@
         <w:rPr>
           <w:sz w:val="22"/>
         </w:rPr>
-        <w:t xml:space="preserve"> Diagrama de flujo BPMN referente al módulo </w:t>
-      </w:r>
-      <w:r>
-        <w:rPr>
-          <w:sz w:val="22"/>
-        </w:rPr>
-        <w:t>Ubicación Satelital (GPS)</w:t>
-      </w:r>
-      <w:r>
-        <w:rPr>
-          <w:sz w:val="22"/>
-        </w:rPr>
-        <w:t xml:space="preserve">, resumiendo todas sus funciones. </w:t>
+        <w:t xml:space="preserve"> Diagrama de flujo BPMN referente al módulo Ubicación Satelital (GPS), resumiendo todas sus funciones. </w:t>
       </w:r>
     </w:p>
     <w:p>
@@ -6039,10 +5893,7 @@
       <w:bookmarkStart w:id="25" w:name="_Toc216821133"/>
       <w:r>
         <w:lastRenderedPageBreak/>
-        <w:t xml:space="preserve">Fig. </w:t>
-      </w:r>
-      <w:r>
-        <w:t>5</w:t>
+        <w:t>Fig. 5</w:t>
       </w:r>
       <w:bookmarkEnd w:id="24"/>
       <w:bookmarkEnd w:id="25"/>
@@ -6184,10 +6035,7 @@
       <w:bookmarkStart w:id="26" w:name="_Toc216820166"/>
       <w:bookmarkStart w:id="27" w:name="_Toc216821134"/>
       <w:r>
-        <w:t xml:space="preserve">Fig. </w:t>
-      </w:r>
-      <w:r>
-        <w:t>6</w:t>
+        <w:t>Fig. 6</w:t>
       </w:r>
       <w:bookmarkEnd w:id="26"/>
       <w:bookmarkEnd w:id="27"/>
@@ -6463,19 +6311,7 @@
         <w:rPr>
           <w:sz w:val="22"/>
         </w:rPr>
-        <w:t xml:space="preserve"> Diagrama de flujo BPMN referente al módulo </w:t>
-      </w:r>
-      <w:r>
-        <w:rPr>
-          <w:sz w:val="22"/>
-        </w:rPr>
-        <w:t>Reseñas</w:t>
-      </w:r>
-      <w:r>
-        <w:rPr>
-          <w:sz w:val="22"/>
-        </w:rPr>
-        <w:t xml:space="preserve">, resumiendo todas sus funciones. </w:t>
+        <w:t xml:space="preserve"> Diagrama de flujo BPMN referente al módulo Reseñas, resumiendo todas sus funciones. </w:t>
       </w:r>
     </w:p>
     <w:p>
@@ -6637,7 +6473,7 @@
           <w:lang w:val="es-ES" w:eastAsia="es-ES"/>
         </w:rPr>
         <w:pict w14:anchorId="39D95248">
-          <v:rect id="_x0000_i1040" style="width:0;height:1.5pt" o:hralign="center" o:hrstd="t" o:hr="t" fillcolor="#a0a0a0" stroked="f"/>
+          <v:rect id="_x0000_i1026" style="width:0;height:1.5pt" o:hralign="center" o:hrstd="t" o:hr="t" fillcolor="#a0a0a0" stroked="f"/>
         </w:pict>
       </w:r>
     </w:p>
@@ -6772,7 +6608,7 @@
           <w:lang w:val="es-ES" w:eastAsia="es-ES"/>
         </w:rPr>
         <w:pict w14:anchorId="61365DCF">
-          <v:rect id="_x0000_i1041" style="width:0;height:1.5pt" o:hralign="center" o:hrstd="t" o:hr="t" fillcolor="#a0a0a0" stroked="f"/>
+          <v:rect id="_x0000_i1027" style="width:0;height:1.5pt" o:hralign="center" o:hrstd="t" o:hr="t" fillcolor="#a0a0a0" stroked="f"/>
         </w:pict>
       </w:r>
     </w:p>
@@ -6900,7 +6736,7 @@
           <w:lang w:val="es-ES" w:eastAsia="es-ES"/>
         </w:rPr>
         <w:pict w14:anchorId="7DB9BD3D">
-          <v:rect id="_x0000_i1042" style="width:0;height:1.5pt" o:hralign="center" o:hrstd="t" o:hr="t" fillcolor="#a0a0a0" stroked="f"/>
+          <v:rect id="_x0000_i1028" style="width:0;height:1.5pt" o:hralign="center" o:hrstd="t" o:hr="t" fillcolor="#a0a0a0" stroked="f"/>
         </w:pict>
       </w:r>
     </w:p>
@@ -7034,7 +6870,7 @@
           <w:lang w:val="es-ES" w:eastAsia="es-ES"/>
         </w:rPr>
         <w:pict w14:anchorId="599DD4B4">
-          <v:rect id="_x0000_i1043" style="width:0;height:1.5pt" o:hralign="center" o:hrstd="t" o:hr="t" fillcolor="#a0a0a0" stroked="f"/>
+          <v:rect id="_x0000_i1029" style="width:0;height:1.5pt" o:hralign="center" o:hrstd="t" o:hr="t" fillcolor="#a0a0a0" stroked="f"/>
         </w:pict>
       </w:r>
     </w:p>
@@ -7447,13 +7283,7 @@
               <w:t xml:space="preserve">plicación que </w:t>
             </w:r>
             <w:r>
-              <w:t>muestre y guie a</w:t>
-            </w:r>
-            <w:r>
-              <w:t xml:space="preserve"> a</w:t>
-            </w:r>
-            <w:r>
-              <w:t>rrendatarios hacia parqueaderos cercanos y disponibles.</w:t>
+              <w:t>muestre y guie a arrendatarios hacia parqueaderos cercanos y disponibles.</w:t>
             </w:r>
           </w:p>
         </w:tc>
@@ -7660,19 +7490,7 @@
           <w:szCs w:val="24"/>
           <w:lang w:val="es-ES" w:eastAsia="es-ES"/>
         </w:rPr>
-        <w:t>Jean</w:t>
-      </w:r>
-      <w:r>
-        <w:rPr>
-          <w:b/>
-          <w:bCs/>
-          <w:i/>
-          <w:iCs/>
-          <w:color w:val="auto"/>
-          <w:szCs w:val="24"/>
-          <w:lang w:val="es-ES" w:eastAsia="es-ES"/>
-        </w:rPr>
-        <w:t>:</w:t>
+        <w:t>Jean:</w:t>
       </w:r>
       <w:r>
         <w:rPr>
@@ -7718,7 +7536,7 @@
           <w:lang w:val="es-ES" w:eastAsia="es-ES"/>
         </w:rPr>
         <w:pict w14:anchorId="38E007F5">
-          <v:rect id="_x0000_i1057" style="width:0;height:1.5pt" o:hralign="center" o:hrstd="t" o:hr="t" fillcolor="#a0a0a0" stroked="f"/>
+          <v:rect id="_x0000_i1030" style="width:0;height:1.5pt" o:hralign="center" o:hrstd="t" o:hr="t" fillcolor="#a0a0a0" stroked="f"/>
         </w:pict>
       </w:r>
     </w:p>
@@ -7822,7 +7640,7 @@
           <w:lang w:val="es-ES" w:eastAsia="es-ES"/>
         </w:rPr>
         <w:pict w14:anchorId="059E22BD">
-          <v:rect id="_x0000_i1058" style="width:0;height:1.5pt" o:hralign="center" o:hrstd="t" o:hr="t" fillcolor="#a0a0a0" stroked="f"/>
+          <v:rect id="_x0000_i1031" style="width:0;height:1.5pt" o:hralign="center" o:hrstd="t" o:hr="t" fillcolor="#a0a0a0" stroked="f"/>
         </w:pict>
       </w:r>
     </w:p>
@@ -7926,7 +7744,7 @@
           <w:lang w:val="es-ES" w:eastAsia="es-ES"/>
         </w:rPr>
         <w:pict w14:anchorId="1EA7733F">
-          <v:rect id="_x0000_i1059" style="width:0;height:1.5pt" o:hralign="center" o:hrstd="t" o:hr="t" fillcolor="#a0a0a0" stroked="f"/>
+          <v:rect id="_x0000_i1032" style="width:0;height:1.5pt" o:hralign="center" o:hrstd="t" o:hr="t" fillcolor="#a0a0a0" stroked="f"/>
         </w:pict>
       </w:r>
     </w:p>
@@ -8030,7 +7848,7 @@
           <w:lang w:val="es-ES" w:eastAsia="es-ES"/>
         </w:rPr>
         <w:pict w14:anchorId="18FCEF69">
-          <v:rect id="_x0000_i1060" style="width:0;height:1.5pt" o:hralign="center" o:hrstd="t" o:hr="t" fillcolor="#a0a0a0" stroked="f"/>
+          <v:rect id="_x0000_i1033" style="width:0;height:1.5pt" o:hralign="center" o:hrstd="t" o:hr="t" fillcolor="#a0a0a0" stroked="f"/>
         </w:pict>
       </w:r>
     </w:p>
@@ -8131,7 +7949,7 @@
           <w:lang w:val="es-ES" w:eastAsia="es-ES"/>
         </w:rPr>
         <w:pict w14:anchorId="3A795979">
-          <v:rect id="_x0000_i1061" style="width:0;height:1.5pt" o:hralign="center" o:hrstd="t" o:hr="t" fillcolor="#a0a0a0" stroked="f"/>
+          <v:rect id="_x0000_i1034" style="width:0;height:1.5pt" o:hralign="center" o:hrstd="t" o:hr="t" fillcolor="#a0a0a0" stroked="f"/>
         </w:pict>
       </w:r>
     </w:p>
@@ -8219,7 +8037,7 @@
           <w:lang w:val="es-ES" w:eastAsia="es-ES"/>
         </w:rPr>
         <w:pict w14:anchorId="5C6A57FD">
-          <v:rect id="_x0000_i1062" style="width:0;height:1.5pt" o:hralign="center" o:hrstd="t" o:hr="t" fillcolor="#a0a0a0" stroked="f"/>
+          <v:rect id="_x0000_i1035" style="width:0;height:1.5pt" o:hralign="center" o:hrstd="t" o:hr="t" fillcolor="#a0a0a0" stroked="f"/>
         </w:pict>
       </w:r>
     </w:p>
@@ -8538,23 +8356,7 @@
           <w:szCs w:val="24"/>
           <w:lang w:val="es-ES" w:eastAsia="es-ES"/>
         </w:rPr>
-        <w:t xml:space="preserve">En la tabla </w:t>
-      </w:r>
-      <w:r>
-        <w:rPr>
-          <w:color w:val="auto"/>
-          <w:szCs w:val="24"/>
-          <w:lang w:val="es-ES" w:eastAsia="es-ES"/>
-        </w:rPr>
-        <w:t>2</w:t>
-      </w:r>
-      <w:r>
-        <w:rPr>
-          <w:color w:val="auto"/>
-          <w:szCs w:val="24"/>
-          <w:lang w:val="es-ES" w:eastAsia="es-ES"/>
-        </w:rPr>
-        <w:t xml:space="preserve"> se muestran los problemas identificados en la entrevista, su respectiva solución, y además los beneficios que trae solucionar estas necesidades.</w:t>
+        <w:t>En la tabla 2 se muestran los problemas identificados en la entrevista, su respectiva solución, y además los beneficios que trae solucionar estas necesidades.</w:t>
       </w:r>
     </w:p>
     <w:tbl>
@@ -9122,847 +8924,683 @@
         <w:t>Modulo:</w:t>
       </w:r>
       <w:r>
-        <w:t xml:space="preserve"> </w:t>
-      </w:r>
+        <w:t xml:space="preserve"> Registro y Autenticación.</w:t>
+      </w:r>
+    </w:p>
+    <w:p>
+      <w:pPr>
+        <w:ind w:firstLine="0"/>
+        <w:jc w:val="left"/>
+      </w:pPr>
+      <w:r>
+        <w:rPr>
+          <w:b/>
+          <w:bCs/>
+          <w:i/>
+          <w:iCs/>
+        </w:rPr>
+        <w:t>Versión:</w:t>
+      </w:r>
+      <w:r>
+        <w:t xml:space="preserve"> 1.0</w:t>
+      </w:r>
+    </w:p>
+    <w:p>
+      <w:pPr>
+        <w:ind w:firstLine="0"/>
+        <w:jc w:val="left"/>
+      </w:pPr>
+      <w:r>
+        <w:rPr>
+          <w:b/>
+          <w:bCs/>
+          <w:i/>
+          <w:iCs/>
+        </w:rPr>
+        <w:t>Fecha:</w:t>
+      </w:r>
+      <w:r>
+        <w:t xml:space="preserve"> 2025/11/26</w:t>
+      </w:r>
+    </w:p>
+    <w:p>
+      <w:pPr>
+        <w:ind w:firstLine="0"/>
+        <w:jc w:val="left"/>
+      </w:pPr>
+    </w:p>
+    <w:p>
+      <w:pPr>
+        <w:ind w:firstLine="0"/>
+        <w:jc w:val="left"/>
+        <w:rPr>
+          <w:b/>
+          <w:bCs/>
+        </w:rPr>
+      </w:pPr>
+      <w:r>
+        <w:rPr>
+          <w:b/>
+          <w:bCs/>
+        </w:rPr>
+        <w:t>Requerimientos Funcionales</w:t>
+      </w:r>
+    </w:p>
+    <w:p>
+      <w:pPr>
+        <w:ind w:firstLine="0"/>
+        <w:jc w:val="left"/>
+        <w:rPr>
+          <w:b/>
+          <w:bCs/>
+          <w:i/>
+          <w:iCs/>
+        </w:rPr>
+      </w:pPr>
+      <w:r>
+        <w:rPr>
+          <w:b/>
+          <w:bCs/>
+          <w:i/>
+          <w:iCs/>
+        </w:rPr>
+        <w:t>RF-001 – Registro de usuario</w:t>
+      </w:r>
+    </w:p>
+    <w:p>
+      <w:pPr>
+        <w:ind w:firstLine="0"/>
+        <w:jc w:val="left"/>
+        <w:rPr>
+          <w:b/>
+          <w:bCs/>
+          <w:i/>
+          <w:iCs/>
+        </w:rPr>
+      </w:pPr>
+      <w:r>
+        <w:rPr>
+          <w:b/>
+          <w:bCs/>
+          <w:i/>
+          <w:iCs/>
+        </w:rPr>
+        <w:lastRenderedPageBreak/>
+        <w:t>Descripción:</w:t>
+      </w:r>
+      <w:r>
+        <w:t xml:space="preserve"> El sistema debe permitir registrar usuarios convencionales, almacenando su información (Usuario, datos, vehículos, parqueaderos)</w:t>
+      </w:r>
+    </w:p>
+    <w:p>
+      <w:pPr>
+        <w:ind w:firstLine="0"/>
+        <w:jc w:val="left"/>
+      </w:pPr>
+    </w:p>
+    <w:p>
+      <w:pPr>
+        <w:ind w:firstLine="0"/>
+        <w:jc w:val="left"/>
+      </w:pPr>
+      <w:r>
+        <w:t>Actor: Arrendador / Arrendatario</w:t>
+      </w:r>
+    </w:p>
+    <w:p>
+      <w:pPr>
+        <w:ind w:firstLine="0"/>
+        <w:jc w:val="left"/>
+      </w:pPr>
+    </w:p>
+    <w:p>
+      <w:pPr>
+        <w:ind w:firstLine="0"/>
+        <w:jc w:val="left"/>
+      </w:pPr>
+      <w:r>
+        <w:t>El sistema DEBE permitir el registro de usuarios y el almacenamiento de sus datos.</w:t>
+      </w:r>
+    </w:p>
+    <w:p>
+      <w:pPr>
+        <w:ind w:firstLine="0"/>
+        <w:jc w:val="left"/>
+      </w:pPr>
+      <w:r>
+        <w:t>DEBE tener una contraseña de mínimo 8 caracteres y debe contener mínimo una mayúscula.</w:t>
+      </w:r>
+    </w:p>
+    <w:p>
+      <w:pPr>
+        <w:ind w:firstLine="0"/>
+        <w:jc w:val="left"/>
+      </w:pPr>
+      <w:r>
+        <w:t xml:space="preserve">DEBE tener un correo único y teléfono único. </w:t>
+      </w:r>
+    </w:p>
+    <w:p>
+      <w:pPr>
+        <w:ind w:firstLine="0"/>
+        <w:jc w:val="left"/>
+      </w:pPr>
+      <w:r>
+        <w:t>DEBE enviar un correo de verificación (Correo Electrónico)</w:t>
+      </w:r>
+    </w:p>
+    <w:p>
+      <w:pPr>
+        <w:ind w:firstLine="0"/>
+        <w:jc w:val="left"/>
+      </w:pPr>
+      <w:r>
+        <w:t>DEBE enviar un código de verificación (Número De Teléfono)</w:t>
+      </w:r>
+    </w:p>
+    <w:p>
+      <w:pPr>
+        <w:ind w:firstLine="0"/>
+        <w:jc w:val="left"/>
+      </w:pPr>
+      <w:r>
+        <w:t>DEBE mostrar el rol elegido</w:t>
+      </w:r>
+    </w:p>
+    <w:p>
+      <w:pPr>
+        <w:ind w:firstLine="0"/>
+        <w:jc w:val="left"/>
+      </w:pPr>
+      <w:r>
+        <w:t>DEBE guardar sus intentos fallidos</w:t>
+      </w:r>
+    </w:p>
+    <w:p>
+      <w:pPr>
+        <w:ind w:firstLine="0"/>
+        <w:jc w:val="left"/>
+      </w:pPr>
+    </w:p>
+    <w:p>
+      <w:pPr>
+        <w:ind w:firstLine="0"/>
+        <w:jc w:val="left"/>
+      </w:pPr>
+      <w:r>
+        <w:rPr>
+          <w:b/>
+          <w:bCs/>
+          <w:i/>
+          <w:iCs/>
+        </w:rPr>
+        <w:t>Precondiciones:</w:t>
+      </w:r>
+      <w:r>
+        <w:t xml:space="preserve"> Correo único y personal o número de teléfono único y personal</w:t>
+      </w:r>
+    </w:p>
+    <w:p>
+      <w:pPr>
+        <w:ind w:firstLine="0"/>
+        <w:jc w:val="left"/>
+      </w:pPr>
+    </w:p>
+    <w:p>
+      <w:pPr>
+        <w:ind w:firstLine="0"/>
+        <w:jc w:val="left"/>
+        <w:rPr>
+          <w:b/>
+          <w:bCs/>
+          <w:i/>
+          <w:iCs/>
+        </w:rPr>
+      </w:pPr>
+      <w:r>
+        <w:rPr>
+          <w:b/>
+          <w:bCs/>
+          <w:i/>
+          <w:iCs/>
+        </w:rPr>
+        <w:t>Flujo:</w:t>
+      </w:r>
+    </w:p>
+    <w:p>
+      <w:pPr>
+        <w:ind w:firstLine="0"/>
+        <w:jc w:val="left"/>
+      </w:pPr>
+      <w:r>
+        <w:t>El usuario ingresa a la aplicación</w:t>
+      </w:r>
+    </w:p>
+    <w:p>
+      <w:pPr>
+        <w:ind w:firstLine="0"/>
+        <w:jc w:val="left"/>
+      </w:pPr>
+      <w:r>
+        <w:t>El usuario crea su cuenta</w:t>
+      </w:r>
+    </w:p>
+    <w:p>
+      <w:pPr>
+        <w:ind w:firstLine="0"/>
+        <w:jc w:val="left"/>
+      </w:pPr>
+      <w:r>
+        <w:t>El usuario recibe su correo o código de verificación de cuenta</w:t>
+      </w:r>
+    </w:p>
+    <w:p>
+      <w:pPr>
+        <w:ind w:firstLine="0"/>
+        <w:jc w:val="left"/>
+      </w:pPr>
+      <w:r>
+        <w:t>El sistema valido el correo o código enviado</w:t>
+      </w:r>
+    </w:p>
+    <w:p>
+      <w:pPr>
+        <w:ind w:firstLine="0"/>
+        <w:jc w:val="left"/>
+      </w:pPr>
+      <w:r>
+        <w:t>El sistema crea la cuenta</w:t>
+      </w:r>
+    </w:p>
+    <w:p>
+      <w:pPr>
+        <w:ind w:firstLine="0"/>
+        <w:jc w:val="left"/>
+      </w:pPr>
+    </w:p>
+    <w:p>
+      <w:pPr>
+        <w:ind w:firstLine="0"/>
+        <w:jc w:val="left"/>
+      </w:pPr>
+      <w:r>
+        <w:rPr>
+          <w:b/>
+          <w:bCs/>
+          <w:i/>
+          <w:iCs/>
+        </w:rPr>
+        <w:t>Flujos alternos:</w:t>
+      </w:r>
+      <w:r>
+        <w:t xml:space="preserve"> Correo Único o Número de teléfono único</w:t>
+      </w:r>
+    </w:p>
+    <w:p>
+      <w:pPr>
+        <w:ind w:firstLine="0"/>
+        <w:jc w:val="left"/>
+      </w:pPr>
+      <w:r>
+        <w:rPr>
+          <w:b/>
+          <w:bCs/>
+          <w:i/>
+          <w:iCs/>
+        </w:rPr>
+        <w:t>Reglas del negocio:</w:t>
+      </w:r>
+      <w:r>
+        <w:t xml:space="preserve"> Contraseña &gt;= 8 Caracteres y debe contener mínimo una mayúscula, Correo Único, Número de teléfono Único.</w:t>
+      </w:r>
+    </w:p>
+    <w:p>
+      <w:pPr>
+        <w:ind w:firstLine="0"/>
+        <w:jc w:val="left"/>
+      </w:pPr>
+    </w:p>
+    <w:p>
+      <w:pPr>
+        <w:ind w:firstLine="0"/>
+        <w:jc w:val="left"/>
+        <w:rPr>
+          <w:b/>
+          <w:bCs/>
+        </w:rPr>
+      </w:pPr>
+      <w:r>
+        <w:rPr>
+          <w:b/>
+          <w:bCs/>
+        </w:rPr>
+        <w:t>Requerimientos no funcionales</w:t>
+      </w:r>
+    </w:p>
+    <w:p>
+      <w:pPr>
+        <w:ind w:firstLine="0"/>
+        <w:jc w:val="left"/>
+      </w:pPr>
+      <w:r>
+        <w:t xml:space="preserve">DEBE ser rápido </w:t>
+      </w:r>
+    </w:p>
+    <w:p>
+      <w:pPr>
+        <w:ind w:firstLine="0"/>
+        <w:jc w:val="left"/>
+      </w:pPr>
+      <w:r>
+        <w:t>DEBE soportar el tráfico de persona</w:t>
+      </w:r>
+    </w:p>
+    <w:p>
+      <w:pPr>
+        <w:ind w:firstLine="0"/>
+        <w:jc w:val="left"/>
+      </w:pPr>
+      <w:r>
+        <w:t>DEBE ser fácil de entender</w:t>
+      </w:r>
+    </w:p>
+    <w:p>
+      <w:pPr>
+        <w:ind w:firstLine="0"/>
+        <w:jc w:val="left"/>
+      </w:pPr>
+      <w:r>
+        <w:t>DEBE funcionar en cualquier dispositivo actual</w:t>
+      </w:r>
+    </w:p>
+    <w:p>
+      <w:pPr>
+        <w:ind w:firstLine="0"/>
+        <w:jc w:val="left"/>
+      </w:pPr>
+    </w:p>
+    <w:p>
+      <w:pPr>
+        <w:ind w:firstLine="0"/>
+        <w:jc w:val="left"/>
+        <w:rPr>
+          <w:b/>
+          <w:bCs/>
+        </w:rPr>
+      </w:pPr>
+      <w:r>
+        <w:rPr>
+          <w:b/>
+          <w:bCs/>
+        </w:rPr>
+        <w:t>Requerimiento</w:t>
+      </w:r>
+    </w:p>
+    <w:p>
+      <w:pPr>
+        <w:ind w:firstLine="0"/>
+        <w:jc w:val="left"/>
+      </w:pPr>
+      <w:r>
+        <w:rPr>
+          <w:b/>
+          <w:bCs/>
+          <w:i/>
+          <w:iCs/>
+        </w:rPr>
+        <w:t>Prioridad: Must</w:t>
+      </w:r>
+    </w:p>
+    <w:p>
+      <w:pPr>
+        <w:ind w:firstLine="0"/>
+        <w:jc w:val="left"/>
+        <w:rPr>
+          <w:b/>
+          <w:bCs/>
+          <w:i/>
+          <w:iCs/>
+        </w:rPr>
+      </w:pPr>
+      <w:r>
+        <w:rPr>
+          <w:b/>
+          <w:bCs/>
+          <w:i/>
+          <w:iCs/>
+        </w:rPr>
+        <w:t>Criterios de aceptación:</w:t>
+      </w:r>
+    </w:p>
+    <w:p>
+      <w:pPr>
+        <w:ind w:firstLine="0"/>
+        <w:jc w:val="left"/>
+      </w:pPr>
+      <w:r>
+        <w:t>- Validar correo Personal</w:t>
+      </w:r>
+    </w:p>
+    <w:p>
+      <w:pPr>
+        <w:ind w:firstLine="0"/>
+        <w:jc w:val="left"/>
+      </w:pPr>
+      <w:r>
+        <w:t>- Validar Número de teléfono</w:t>
+      </w:r>
+    </w:p>
+    <w:p>
+      <w:pPr>
+        <w:ind w:firstLine="0"/>
+        <w:jc w:val="left"/>
+      </w:pPr>
+      <w:r>
+        <w:t>- Crear el usuario</w:t>
+      </w:r>
+    </w:p>
+    <w:p>
+      <w:pPr>
+        <w:ind w:firstLine="0"/>
+        <w:jc w:val="left"/>
+      </w:pPr>
+      <w:r>
+        <w:t>- Guardar información correctamente</w:t>
+      </w:r>
+    </w:p>
+    <w:p>
+      <w:pPr>
+        <w:ind w:firstLine="0"/>
+        <w:jc w:val="left"/>
+        <w:rPr>
+          <w:b/>
+          <w:bCs/>
+          <w:i/>
+          <w:iCs/>
+        </w:rPr>
+      </w:pPr>
+      <w:r>
+        <w:rPr>
+          <w:b/>
+          <w:bCs/>
+          <w:i/>
+          <w:iCs/>
+        </w:rPr>
+        <w:t>Detalle funcional (Campos solicitados):</w:t>
+      </w:r>
+    </w:p>
+    <w:p>
+      <w:pPr>
+        <w:ind w:firstLine="0"/>
+        <w:jc w:val="left"/>
+      </w:pPr>
+      <w:r>
+        <w:t>Nombres</w:t>
+      </w:r>
+    </w:p>
+    <w:p>
+      <w:pPr>
+        <w:ind w:firstLine="0"/>
+        <w:jc w:val="left"/>
+      </w:pPr>
+      <w:r>
+        <w:t>Apellidos</w:t>
+      </w:r>
+    </w:p>
+    <w:p>
+      <w:pPr>
+        <w:ind w:firstLine="0"/>
+        <w:jc w:val="left"/>
+      </w:pPr>
+      <w:r>
+        <w:t>Tipo de Documento</w:t>
+      </w:r>
+    </w:p>
+    <w:p>
+      <w:pPr>
+        <w:ind w:firstLine="0"/>
+        <w:jc w:val="left"/>
+      </w:pPr>
+      <w:r>
+        <w:t>Numero De Documento</w:t>
+      </w:r>
+    </w:p>
+    <w:p>
+      <w:pPr>
+        <w:ind w:firstLine="0"/>
+        <w:jc w:val="left"/>
+      </w:pPr>
+      <w:r>
+        <w:t>Correo Personal</w:t>
+      </w:r>
+    </w:p>
+    <w:p>
+      <w:pPr>
+        <w:ind w:firstLine="0"/>
+        <w:jc w:val="left"/>
+      </w:pPr>
+      <w:r>
+        <w:t>Numero Personal</w:t>
+      </w:r>
+    </w:p>
+    <w:p>
+      <w:pPr>
+        <w:ind w:firstLine="0"/>
+        <w:jc w:val="left"/>
+      </w:pPr>
+      <w:r>
+        <w:t>Contraseña</w:t>
+      </w:r>
+    </w:p>
+    <w:p>
+      <w:pPr>
+        <w:ind w:firstLine="0"/>
+        <w:jc w:val="left"/>
+      </w:pPr>
+    </w:p>
+    <w:p>
+      <w:pPr>
+        <w:ind w:firstLine="0"/>
+        <w:jc w:val="left"/>
+        <w:rPr>
+          <w:b/>
+          <w:bCs/>
+          <w:i/>
+          <w:iCs/>
+        </w:rPr>
+      </w:pPr>
+      <w:r>
+        <w:rPr>
+          <w:b/>
+          <w:bCs/>
+          <w:i/>
+          <w:iCs/>
+        </w:rPr>
+        <w:t>Épica</w:t>
+      </w:r>
+      <w:r>
+        <w:rPr>
+          <w:b/>
+          <w:bCs/>
+          <w:i/>
+          <w:iCs/>
+        </w:rPr>
+        <w:t>:</w:t>
+      </w:r>
+    </w:p>
+    <w:p>
+      <w:pPr>
+        <w:ind w:firstLine="0"/>
+        <w:jc w:val="left"/>
+        <w:rPr>
+          <w:b/>
+          <w:bCs/>
+          <w:i/>
+          <w:iCs/>
+        </w:rPr>
+      </w:pPr>
+      <w:r>
+        <w:rPr>
+          <w:b/>
+          <w:bCs/>
+          <w:i/>
+          <w:iCs/>
+        </w:rPr>
+        <w:t>EP-001 – Modulo de Registro y Autenticación</w:t>
+      </w:r>
+    </w:p>
+    <w:p>
+      <w:pPr>
+        <w:ind w:firstLine="0"/>
+        <w:jc w:val="left"/>
+      </w:pPr>
+      <w:r>
+        <w:rPr>
+          <w:b/>
+          <w:bCs/>
+          <w:i/>
+          <w:iCs/>
+        </w:rPr>
+        <w:t>Descripción:</w:t>
+      </w:r>
+      <w:r>
+        <w:t xml:space="preserve"> Manejar la creación de cuentas y el manejo de datos ordenadamente y correctamente.</w:t>
+      </w:r>
+    </w:p>
+    <w:p>
+      <w:pPr>
+        <w:ind w:firstLine="0"/>
+        <w:jc w:val="left"/>
+      </w:pPr>
+      <w:r>
+        <w:t>Alcance:</w:t>
+      </w:r>
+    </w:p>
+    <w:p>
+      <w:pPr>
+        <w:ind w:firstLine="0"/>
+        <w:jc w:val="left"/>
+      </w:pPr>
+      <w:r>
+        <w:t>Inicio</w:t>
+      </w:r>
+    </w:p>
+    <w:p>
+      <w:pPr>
+        <w:ind w:firstLine="0"/>
+        <w:jc w:val="left"/>
+      </w:pPr>
       <w:r>
         <w:t>Registro</w:t>
       </w:r>
-      <w:r>
-        <w:t xml:space="preserve"> y </w:t>
-      </w:r>
-      <w:r>
-        <w:t>Autenticación</w:t>
-      </w:r>
-      <w:r>
-        <w:t>.</w:t>
-      </w:r>
-    </w:p>
-    <w:p>
-      <w:pPr>
-        <w:ind w:firstLine="0"/>
-        <w:jc w:val="left"/>
-      </w:pPr>
-      <w:r>
-        <w:rPr>
-          <w:b/>
-          <w:bCs/>
-          <w:i/>
-          <w:iCs/>
-        </w:rPr>
-        <w:t>Versión:</w:t>
-      </w:r>
-      <w:r>
-        <w:t xml:space="preserve"> 1.0</w:t>
-      </w:r>
-    </w:p>
-    <w:p>
-      <w:pPr>
-        <w:ind w:firstLine="0"/>
-        <w:jc w:val="left"/>
-      </w:pPr>
-      <w:r>
-        <w:rPr>
-          <w:b/>
-          <w:bCs/>
-          <w:i/>
-          <w:iCs/>
-        </w:rPr>
-        <w:t>Fecha:</w:t>
-      </w:r>
-      <w:r>
-        <w:t xml:space="preserve"> 2025/11/26</w:t>
-      </w:r>
-    </w:p>
-    <w:p>
-      <w:pPr>
-        <w:ind w:firstLine="0"/>
-        <w:jc w:val="left"/>
-      </w:pPr>
-    </w:p>
-    <w:p>
-      <w:pPr>
-        <w:ind w:firstLine="0"/>
-        <w:jc w:val="left"/>
-        <w:rPr>
-          <w:b/>
-          <w:bCs/>
-        </w:rPr>
-      </w:pPr>
-      <w:r>
-        <w:rPr>
-          <w:b/>
-          <w:bCs/>
-        </w:rPr>
-        <w:t>Requerimientos Funcionales</w:t>
-      </w:r>
-    </w:p>
-    <w:p>
-      <w:pPr>
-        <w:ind w:firstLine="0"/>
-        <w:jc w:val="left"/>
-        <w:rPr>
-          <w:b/>
-          <w:bCs/>
-          <w:i/>
-          <w:iCs/>
-        </w:rPr>
-      </w:pPr>
-      <w:r>
-        <w:rPr>
-          <w:b/>
-          <w:bCs/>
-          <w:i/>
-          <w:iCs/>
-        </w:rPr>
-        <w:t>RF-001 – Registro de usuario</w:t>
-      </w:r>
-    </w:p>
-    <w:p>
-      <w:pPr>
-        <w:ind w:firstLine="0"/>
-        <w:jc w:val="left"/>
-        <w:rPr>
-          <w:b/>
-          <w:bCs/>
-          <w:i/>
-          <w:iCs/>
-        </w:rPr>
-      </w:pPr>
-      <w:r>
-        <w:rPr>
-          <w:b/>
-          <w:bCs/>
-          <w:i/>
-          <w:iCs/>
-        </w:rPr>
-        <w:t>Descripción:</w:t>
-      </w:r>
-      <w:r>
-        <w:t xml:space="preserve"> El sistema debe permitir registrar usuarios convencionales, almacenando su información (Usuario, </w:t>
-      </w:r>
-      <w:r>
-        <w:t>datos,</w:t>
-      </w:r>
-      <w:r>
-        <w:t xml:space="preserve"> vehículos, parqueaderos)</w:t>
-      </w:r>
-    </w:p>
-    <w:p>
-      <w:pPr>
-        <w:ind w:firstLine="0"/>
-        <w:jc w:val="left"/>
-      </w:pPr>
-    </w:p>
-    <w:p>
-      <w:pPr>
-        <w:ind w:firstLine="0"/>
-        <w:jc w:val="left"/>
-      </w:pPr>
-      <w:r>
-        <w:t>Actor: Arrendador / Arrendatario</w:t>
-      </w:r>
-    </w:p>
-    <w:p>
-      <w:pPr>
-        <w:ind w:firstLine="0"/>
-        <w:jc w:val="left"/>
-      </w:pPr>
-    </w:p>
-    <w:p>
-      <w:pPr>
-        <w:ind w:firstLine="0"/>
-        <w:jc w:val="left"/>
-      </w:pPr>
-      <w:r>
-        <w:t xml:space="preserve">El sistema DEBE </w:t>
-      </w:r>
-      <w:r>
-        <w:t>permitir</w:t>
-      </w:r>
-      <w:r>
-        <w:t xml:space="preserve"> el registro de usuarios y el almacenamiento de sus datos.</w:t>
-      </w:r>
-    </w:p>
-    <w:p>
-      <w:pPr>
-        <w:ind w:firstLine="0"/>
-        <w:jc w:val="left"/>
-      </w:pPr>
-      <w:r>
-        <w:t xml:space="preserve">DEBE tener una contraseña de mínimo 8 caracteres y debe contener mínimo una </w:t>
-      </w:r>
-      <w:r>
-        <w:t>mayúscula</w:t>
-      </w:r>
-      <w:r>
-        <w:t>.</w:t>
-      </w:r>
-    </w:p>
-    <w:p>
-      <w:pPr>
-        <w:ind w:firstLine="0"/>
-        <w:jc w:val="left"/>
-      </w:pPr>
-      <w:r>
-        <w:t xml:space="preserve">DEBE tener un correo único y teléfono </w:t>
-      </w:r>
-      <w:r>
-        <w:t>único.</w:t>
-      </w:r>
-      <w:r>
-        <w:t xml:space="preserve"> </w:t>
-      </w:r>
-    </w:p>
-    <w:p>
-      <w:pPr>
-        <w:ind w:firstLine="0"/>
-        <w:jc w:val="left"/>
-      </w:pPr>
-      <w:r>
-        <w:t xml:space="preserve">DEBE enviar un correo de verificación </w:t>
-      </w:r>
-      <w:r>
-        <w:t>(Correo</w:t>
-      </w:r>
-      <w:r>
-        <w:t xml:space="preserve"> </w:t>
-      </w:r>
-      <w:r>
-        <w:t>Electrónico)</w:t>
-      </w:r>
-    </w:p>
-    <w:p>
-      <w:pPr>
-        <w:ind w:firstLine="0"/>
-        <w:jc w:val="left"/>
-      </w:pPr>
-      <w:r>
-        <w:t xml:space="preserve">DEBE enviar un código de </w:t>
-      </w:r>
-      <w:r>
-        <w:t>verificación</w:t>
-      </w:r>
-      <w:r>
-        <w:t xml:space="preserve"> </w:t>
-      </w:r>
-      <w:r>
-        <w:t>(Número</w:t>
-      </w:r>
-      <w:r>
-        <w:t xml:space="preserve"> De </w:t>
-      </w:r>
-      <w:r>
-        <w:t>Teléfono)</w:t>
-      </w:r>
-    </w:p>
-    <w:p>
-      <w:pPr>
-        <w:ind w:firstLine="0"/>
-        <w:jc w:val="left"/>
-      </w:pPr>
-      <w:r>
-        <w:t>DEBE mostrar el rol elegido</w:t>
-      </w:r>
-    </w:p>
-    <w:p>
-      <w:pPr>
-        <w:ind w:firstLine="0"/>
-        <w:jc w:val="left"/>
-      </w:pPr>
-      <w:r>
-        <w:t>DEBE guardar sus intentos fallidos</w:t>
-      </w:r>
-    </w:p>
-    <w:p>
-      <w:pPr>
-        <w:ind w:firstLine="0"/>
-        <w:jc w:val="left"/>
-      </w:pPr>
-    </w:p>
-    <w:p>
-      <w:pPr>
-        <w:ind w:firstLine="0"/>
-        <w:jc w:val="left"/>
-      </w:pPr>
-      <w:r>
-        <w:rPr>
-          <w:b/>
-          <w:bCs/>
-          <w:i/>
-          <w:iCs/>
-        </w:rPr>
-        <w:t>Precondiciones:</w:t>
-      </w:r>
-      <w:r>
-        <w:t xml:space="preserve"> Correo único y personal o </w:t>
-      </w:r>
-      <w:r>
-        <w:t>número</w:t>
-      </w:r>
-      <w:r>
-        <w:t xml:space="preserve"> de teléfono único y personal</w:t>
-      </w:r>
-    </w:p>
-    <w:p>
-      <w:pPr>
-        <w:ind w:firstLine="0"/>
-        <w:jc w:val="left"/>
-      </w:pPr>
-    </w:p>
-    <w:p>
-      <w:pPr>
-        <w:ind w:firstLine="0"/>
-        <w:jc w:val="left"/>
-        <w:rPr>
-          <w:b/>
-          <w:bCs/>
-          <w:i/>
-          <w:iCs/>
-        </w:rPr>
-      </w:pPr>
-      <w:r>
-        <w:rPr>
-          <w:b/>
-          <w:bCs/>
-          <w:i/>
-          <w:iCs/>
-        </w:rPr>
-        <w:t>Flujo:</w:t>
-      </w:r>
-    </w:p>
-    <w:p>
-      <w:pPr>
-        <w:ind w:firstLine="0"/>
-        <w:jc w:val="left"/>
-      </w:pPr>
-      <w:r>
-        <w:t>El usuario ingresa a la aplicación</w:t>
-      </w:r>
-    </w:p>
-    <w:p>
-      <w:pPr>
-        <w:ind w:firstLine="0"/>
-        <w:jc w:val="left"/>
-      </w:pPr>
-      <w:r>
-        <w:t>El usuario crea su cuenta</w:t>
-      </w:r>
-    </w:p>
-    <w:p>
-      <w:pPr>
-        <w:ind w:firstLine="0"/>
-        <w:jc w:val="left"/>
-      </w:pPr>
-      <w:r>
-        <w:t>El usuario recibe su correo o código de verificación de cuenta</w:t>
-      </w:r>
-    </w:p>
-    <w:p>
-      <w:pPr>
-        <w:ind w:firstLine="0"/>
-        <w:jc w:val="left"/>
-      </w:pPr>
-      <w:r>
-        <w:t>El sistema valido el correo o código enviado</w:t>
-      </w:r>
-    </w:p>
-    <w:p>
-      <w:pPr>
-        <w:ind w:firstLine="0"/>
-        <w:jc w:val="left"/>
-      </w:pPr>
-      <w:r>
-        <w:t>El sistema crea la cuenta</w:t>
-      </w:r>
-    </w:p>
-    <w:p>
-      <w:pPr>
-        <w:ind w:firstLine="0"/>
-        <w:jc w:val="left"/>
-      </w:pPr>
-    </w:p>
-    <w:p>
-      <w:pPr>
-        <w:ind w:firstLine="0"/>
-        <w:jc w:val="left"/>
-      </w:pPr>
-      <w:r>
-        <w:rPr>
-          <w:b/>
-          <w:bCs/>
-          <w:i/>
-          <w:iCs/>
-        </w:rPr>
-        <w:t xml:space="preserve">Flujos </w:t>
-      </w:r>
-      <w:r>
-        <w:rPr>
-          <w:b/>
-          <w:bCs/>
-          <w:i/>
-          <w:iCs/>
-        </w:rPr>
-        <w:t>alternos:</w:t>
-      </w:r>
-      <w:r>
-        <w:t xml:space="preserve"> Correo </w:t>
-      </w:r>
-      <w:r>
-        <w:t>Único</w:t>
-      </w:r>
-      <w:r>
-        <w:t xml:space="preserve"> o </w:t>
-      </w:r>
-      <w:r>
-        <w:t>Número</w:t>
-      </w:r>
-      <w:r>
-        <w:t xml:space="preserve"> de teléfono </w:t>
-      </w:r>
-      <w:r>
-        <w:t>único</w:t>
-      </w:r>
-    </w:p>
-    <w:p>
-      <w:pPr>
-        <w:ind w:firstLine="0"/>
-        <w:jc w:val="left"/>
-      </w:pPr>
-      <w:r>
-        <w:rPr>
-          <w:b/>
-          <w:bCs/>
-          <w:i/>
-          <w:iCs/>
-        </w:rPr>
-        <w:t xml:space="preserve">Reglas del </w:t>
-      </w:r>
-      <w:r>
-        <w:rPr>
-          <w:b/>
-          <w:bCs/>
-          <w:i/>
-          <w:iCs/>
-        </w:rPr>
-        <w:t>negocio:</w:t>
-      </w:r>
-      <w:r>
-        <w:t xml:space="preserve"> Contraseña &gt;= 8 Caracteres y debe contener mínimo una </w:t>
-      </w:r>
-      <w:r>
-        <w:t>mayúscula, Correo</w:t>
-      </w:r>
-      <w:r>
-        <w:t xml:space="preserve"> </w:t>
-      </w:r>
-      <w:r>
-        <w:t>Único,</w:t>
-      </w:r>
-      <w:r>
-        <w:t xml:space="preserve"> </w:t>
-      </w:r>
-      <w:r>
-        <w:t>Número</w:t>
-      </w:r>
-      <w:r>
-        <w:t xml:space="preserve"> de teléfono </w:t>
-      </w:r>
-      <w:r>
-        <w:t>Único</w:t>
-      </w:r>
-      <w:r>
-        <w:t>.</w:t>
-      </w:r>
-    </w:p>
-    <w:p>
-      <w:pPr>
-        <w:ind w:firstLine="0"/>
-        <w:jc w:val="left"/>
-      </w:pPr>
-    </w:p>
-    <w:p>
-      <w:pPr>
-        <w:ind w:firstLine="0"/>
-        <w:jc w:val="left"/>
-        <w:rPr>
-          <w:b/>
-          <w:bCs/>
-        </w:rPr>
-      </w:pPr>
-      <w:r>
-        <w:rPr>
-          <w:b/>
-          <w:bCs/>
-        </w:rPr>
-        <w:t>Requerimientos no funcionales</w:t>
-      </w:r>
-    </w:p>
-    <w:p>
-      <w:pPr>
-        <w:ind w:firstLine="0"/>
-        <w:jc w:val="left"/>
-      </w:pPr>
-      <w:r>
-        <w:t xml:space="preserve">DEBE ser rápido </w:t>
-      </w:r>
-    </w:p>
-    <w:p>
-      <w:pPr>
-        <w:ind w:firstLine="0"/>
-        <w:jc w:val="left"/>
-      </w:pPr>
-      <w:r>
-        <w:t xml:space="preserve">DEBE soportar el </w:t>
-      </w:r>
-      <w:r>
-        <w:t>tráfico</w:t>
-      </w:r>
-      <w:r>
-        <w:t xml:space="preserve"> de persona</w:t>
-      </w:r>
-    </w:p>
-    <w:p>
-      <w:pPr>
-        <w:ind w:firstLine="0"/>
-        <w:jc w:val="left"/>
-      </w:pPr>
-      <w:r>
-        <w:t>DEBE ser fácil de entender</w:t>
-      </w:r>
-    </w:p>
-    <w:p>
-      <w:pPr>
-        <w:ind w:firstLine="0"/>
-        <w:jc w:val="left"/>
-      </w:pPr>
-      <w:r>
-        <w:t>DEBE funcionar en cualquier dispositivo actual</w:t>
-      </w:r>
-    </w:p>
-    <w:p>
-      <w:pPr>
-        <w:ind w:firstLine="0"/>
-        <w:jc w:val="left"/>
-      </w:pPr>
-    </w:p>
-    <w:p>
-      <w:pPr>
-        <w:ind w:firstLine="0"/>
-        <w:jc w:val="left"/>
-        <w:rPr>
-          <w:b/>
-          <w:bCs/>
-        </w:rPr>
-      </w:pPr>
-      <w:r>
-        <w:rPr>
-          <w:b/>
-          <w:bCs/>
-        </w:rPr>
-        <w:t>Requerimiento</w:t>
-      </w:r>
-    </w:p>
-    <w:p>
-      <w:pPr>
-        <w:ind w:firstLine="0"/>
-        <w:jc w:val="left"/>
-      </w:pPr>
-      <w:r>
-        <w:rPr>
-          <w:b/>
-          <w:bCs/>
-          <w:i/>
-          <w:iCs/>
-        </w:rPr>
-        <w:t>Prioridad: Must</w:t>
-      </w:r>
-    </w:p>
-    <w:p>
-      <w:pPr>
-        <w:ind w:firstLine="0"/>
-        <w:jc w:val="left"/>
-        <w:rPr>
-          <w:b/>
-          <w:bCs/>
-          <w:i/>
-          <w:iCs/>
-        </w:rPr>
-      </w:pPr>
-      <w:r>
-        <w:rPr>
-          <w:b/>
-          <w:bCs/>
-          <w:i/>
-          <w:iCs/>
-        </w:rPr>
-        <w:t>Criterios de aceptación:</w:t>
-      </w:r>
-    </w:p>
-    <w:p>
-      <w:pPr>
-        <w:ind w:firstLine="0"/>
-        <w:jc w:val="left"/>
-      </w:pPr>
-      <w:r>
-        <w:t>- Validar correo Personal</w:t>
-      </w:r>
-    </w:p>
-    <w:p>
-      <w:pPr>
-        <w:ind w:firstLine="0"/>
-        <w:jc w:val="left"/>
-      </w:pPr>
-      <w:r>
-        <w:t xml:space="preserve">- Validar </w:t>
-      </w:r>
-      <w:r>
-        <w:t>Número</w:t>
-      </w:r>
-      <w:r>
-        <w:t xml:space="preserve"> de teléfono</w:t>
-      </w:r>
-    </w:p>
-    <w:p>
-      <w:pPr>
-        <w:ind w:firstLine="0"/>
-        <w:jc w:val="left"/>
-      </w:pPr>
-      <w:r>
-        <w:t>- Crear el usuario</w:t>
-      </w:r>
-    </w:p>
-    <w:p>
-      <w:pPr>
-        <w:ind w:firstLine="0"/>
-        <w:jc w:val="left"/>
-      </w:pPr>
-      <w:r>
-        <w:t>- Guardar información correctamente</w:t>
-      </w:r>
-    </w:p>
-    <w:p>
-      <w:pPr>
-        <w:ind w:firstLine="0"/>
-        <w:jc w:val="left"/>
-        <w:rPr>
-          <w:b/>
-          <w:bCs/>
-          <w:i/>
-          <w:iCs/>
-        </w:rPr>
-      </w:pPr>
-      <w:r>
-        <w:rPr>
-          <w:b/>
-          <w:bCs/>
-          <w:i/>
-          <w:iCs/>
-        </w:rPr>
-        <w:t>Detalle funcional (Campos solicitados)</w:t>
-      </w:r>
-      <w:r>
-        <w:rPr>
-          <w:b/>
-          <w:bCs/>
-          <w:i/>
-          <w:iCs/>
-        </w:rPr>
-        <w:t>:</w:t>
-      </w:r>
-    </w:p>
-    <w:p>
-      <w:pPr>
-        <w:ind w:firstLine="0"/>
-        <w:jc w:val="left"/>
-      </w:pPr>
-      <w:r>
-        <w:t>Nombres</w:t>
-      </w:r>
-    </w:p>
-    <w:p>
-      <w:pPr>
-        <w:ind w:firstLine="0"/>
-        <w:jc w:val="left"/>
-      </w:pPr>
-      <w:r>
-        <w:t>Apellidos</w:t>
-      </w:r>
-    </w:p>
-    <w:p>
-      <w:pPr>
-        <w:ind w:firstLine="0"/>
-        <w:jc w:val="left"/>
-      </w:pPr>
-      <w:r>
-        <w:t>Tipo de Documento</w:t>
-      </w:r>
-    </w:p>
-    <w:p>
-      <w:pPr>
-        <w:ind w:firstLine="0"/>
-        <w:jc w:val="left"/>
-      </w:pPr>
-      <w:r>
-        <w:t>Numero De Documento</w:t>
-      </w:r>
-    </w:p>
-    <w:p>
-      <w:pPr>
-        <w:ind w:firstLine="0"/>
-        <w:jc w:val="left"/>
-      </w:pPr>
-      <w:r>
-        <w:t>Correo Personal</w:t>
-      </w:r>
-    </w:p>
-    <w:p>
-      <w:pPr>
-        <w:ind w:firstLine="0"/>
-        <w:jc w:val="left"/>
-      </w:pPr>
-      <w:r>
-        <w:t>Numero Personal</w:t>
-      </w:r>
-    </w:p>
-    <w:p>
-      <w:pPr>
-        <w:ind w:firstLine="0"/>
-        <w:jc w:val="left"/>
-      </w:pPr>
-      <w:r>
-        <w:t>Contraseña</w:t>
-      </w:r>
-    </w:p>
-    <w:p>
-      <w:pPr>
-        <w:ind w:firstLine="0"/>
-        <w:jc w:val="left"/>
-      </w:pPr>
-    </w:p>
-    <w:p>
-      <w:pPr>
-        <w:ind w:firstLine="0"/>
-        <w:jc w:val="left"/>
-        <w:rPr>
-          <w:b/>
-          <w:bCs/>
-          <w:i/>
-          <w:iCs/>
-        </w:rPr>
-      </w:pPr>
-      <w:r>
-        <w:rPr>
-          <w:b/>
-          <w:bCs/>
-          <w:i/>
-          <w:iCs/>
-        </w:rPr>
-        <w:t>Épica</w:t>
-      </w:r>
-      <w:r>
-        <w:rPr>
-          <w:b/>
-          <w:bCs/>
-          <w:i/>
-          <w:iCs/>
-        </w:rPr>
-        <w:t>:</w:t>
-      </w:r>
-    </w:p>
-    <w:p>
-      <w:pPr>
-        <w:ind w:firstLine="0"/>
-        <w:jc w:val="left"/>
-        <w:rPr>
-          <w:b/>
-          <w:bCs/>
-          <w:i/>
-          <w:iCs/>
-        </w:rPr>
-      </w:pPr>
-      <w:r>
-        <w:rPr>
-          <w:b/>
-          <w:bCs/>
-          <w:i/>
-          <w:iCs/>
-        </w:rPr>
-        <w:t xml:space="preserve">EP-001 – Modulo de Registro y </w:t>
-      </w:r>
-      <w:r>
-        <w:rPr>
-          <w:b/>
-          <w:bCs/>
-          <w:i/>
-          <w:iCs/>
-        </w:rPr>
-        <w:t>Autenticación</w:t>
-      </w:r>
-    </w:p>
-    <w:p>
-      <w:pPr>
-        <w:ind w:firstLine="0"/>
-        <w:jc w:val="left"/>
-      </w:pPr>
-      <w:r>
-        <w:rPr>
-          <w:b/>
-          <w:bCs/>
-          <w:i/>
-          <w:iCs/>
-        </w:rPr>
-        <w:t>Descripción</w:t>
-      </w:r>
-      <w:r>
-        <w:rPr>
-          <w:b/>
-          <w:bCs/>
-          <w:i/>
-          <w:iCs/>
-        </w:rPr>
-        <w:t>:</w:t>
-      </w:r>
-      <w:r>
-        <w:t xml:space="preserve"> Manejar la creación de cuentas y el manejo de datos ordenadamente y correctamente.</w:t>
-      </w:r>
-    </w:p>
-    <w:p>
-      <w:pPr>
-        <w:ind w:firstLine="0"/>
-        <w:jc w:val="left"/>
-      </w:pPr>
-      <w:r>
-        <w:t>Alcance:</w:t>
-      </w:r>
-    </w:p>
-    <w:p>
-      <w:pPr>
-        <w:ind w:firstLine="0"/>
-        <w:jc w:val="left"/>
-      </w:pPr>
-      <w:r>
-        <w:t>Inicio</w:t>
-      </w:r>
-    </w:p>
-    <w:p>
-      <w:pPr>
-        <w:ind w:firstLine="0"/>
-        <w:jc w:val="left"/>
-      </w:pPr>
-      <w:r>
-        <w:t>Registro</w:t>
-      </w:r>
-    </w:p>
-    <w:p>
-      <w:pPr>
-        <w:ind w:firstLine="0"/>
-        <w:jc w:val="left"/>
-      </w:pPr>
-      <w:r>
-        <w:t>Recuperación</w:t>
-      </w:r>
-      <w:r>
-        <w:t xml:space="preserve"> de contraseña olvidada</w:t>
+    </w:p>
+    <w:p>
+      <w:pPr>
+        <w:ind w:firstLine="0"/>
+        <w:jc w:val="left"/>
+      </w:pPr>
+      <w:r>
+        <w:t>Recuperación de contraseña olvidada</w:t>
       </w:r>
     </w:p>
     <w:p>
@@ -10018,10 +9656,7 @@
         <w:jc w:val="left"/>
       </w:pPr>
       <w:r>
-        <w:t>Inicios</w:t>
-      </w:r>
-      <w:r>
-        <w:t xml:space="preserve"> de sesiones no validas</w:t>
+        <w:t>Inicios de sesiones no validas</w:t>
       </w:r>
     </w:p>
     <w:p>
@@ -11688,6 +11323,7 @@
           <w:szCs w:val="24"/>
           <w:lang w:val="es-ES" w:eastAsia="es-ES"/>
         </w:rPr>
+        <w:lastRenderedPageBreak/>
         <w:t>Cédula de ciudadanía del arrendatario</w:t>
       </w:r>
     </w:p>
@@ -12125,35 +11761,7 @@
           <w:szCs w:val="24"/>
           <w:lang w:val="es-ES" w:eastAsia="es-ES"/>
         </w:rPr>
-        <w:t>HU-001, HU-</w:t>
-      </w:r>
-      <w:r>
-        <w:rPr>
-          <w:szCs w:val="24"/>
-          <w:lang w:val="es-ES" w:eastAsia="es-ES"/>
-        </w:rPr>
-        <w:t>002, HU</w:t>
-      </w:r>
-      <w:r>
-        <w:rPr>
-          <w:szCs w:val="24"/>
-          <w:lang w:val="es-ES" w:eastAsia="es-ES"/>
-        </w:rPr>
-        <w:t>-</w:t>
-      </w:r>
-      <w:r>
-        <w:rPr>
-          <w:szCs w:val="24"/>
-          <w:lang w:val="es-ES" w:eastAsia="es-ES"/>
-        </w:rPr>
-        <w:t>003, HU</w:t>
-      </w:r>
-      <w:r>
-        <w:rPr>
-          <w:szCs w:val="24"/>
-          <w:lang w:val="es-ES" w:eastAsia="es-ES"/>
-        </w:rPr>
-        <w:t>-004</w:t>
+        <w:t>HU-001, HU-002, HU-003, HU-004</w:t>
       </w:r>
     </w:p>
     <w:p>
@@ -12441,7 +12049,7 @@
           <w:lang w:val="es-ES" w:eastAsia="es-ES"/>
         </w:rPr>
         <w:pict w14:anchorId="6989CE63">
-          <v:rect id="_x0000_i1075" style="width:0;height:1.5pt" o:hralign="center" o:hrstd="t" o:hr="t" fillcolor="#a0a0a0" stroked="f"/>
+          <v:rect id="_x0000_i1036" style="width:0;height:1.5pt" o:hralign="center" o:hrstd="t" o:hr="t" fillcolor="#a0a0a0" stroked="f"/>
         </w:pict>
       </w:r>
     </w:p>
@@ -12518,6 +12126,7 @@
           <w:szCs w:val="24"/>
           <w:lang w:val="es-ES" w:eastAsia="es-ES"/>
         </w:rPr>
+        <w:lastRenderedPageBreak/>
         <w:t>Criterios de aceptación</w:t>
       </w:r>
     </w:p>
@@ -12593,7 +12202,7 @@
           <w:lang w:val="es-ES" w:eastAsia="es-ES"/>
         </w:rPr>
         <w:pict w14:anchorId="66BF9E4E">
-          <v:rect id="_x0000_i1076" style="width:0;height:1.5pt" o:hralign="center" o:hrstd="t" o:hr="t" fillcolor="#a0a0a0" stroked="f"/>
+          <v:rect id="_x0000_i1037" style="width:0;height:1.5pt" o:hralign="center" o:hrstd="t" o:hr="t" fillcolor="#a0a0a0" stroked="f"/>
         </w:pict>
       </w:r>
     </w:p>
@@ -12745,7 +12354,7 @@
           <w:lang w:val="es-ES" w:eastAsia="es-ES"/>
         </w:rPr>
         <w:pict w14:anchorId="6028F737">
-          <v:rect id="_x0000_i1077" style="width:0;height:1.5pt" o:hralign="center" o:hrstd="t" o:hr="t" fillcolor="#a0a0a0" stroked="f"/>
+          <v:rect id="_x0000_i1038" style="width:0;height:1.5pt" o:hralign="center" o:hrstd="t" o:hr="t" fillcolor="#a0a0a0" stroked="f"/>
         </w:pict>
       </w:r>
     </w:p>
@@ -12946,6 +12555,7 @@
           <w:szCs w:val="24"/>
           <w:lang w:val="es-ES" w:eastAsia="es-ES"/>
         </w:rPr>
+        <w:lastRenderedPageBreak/>
         <w:t>Software para facilitar la búsqueda de parqueaderos</w:t>
       </w:r>
     </w:p>
@@ -13945,6 +13555,7 @@
           <w:szCs w:val="24"/>
           <w:lang w:val="es-ES" w:eastAsia="es-ES"/>
         </w:rPr>
+        <w:lastRenderedPageBreak/>
         <w:t>Épica</w:t>
       </w:r>
     </w:p>
@@ -14197,35 +13808,7 @@
           <w:szCs w:val="24"/>
           <w:lang w:val="es-ES" w:eastAsia="es-ES"/>
         </w:rPr>
-        <w:t>HU-001, HU-</w:t>
-      </w:r>
-      <w:r>
-        <w:rPr>
-          <w:szCs w:val="24"/>
-          <w:lang w:val="es-ES" w:eastAsia="es-ES"/>
-        </w:rPr>
-        <w:t>002, HU</w:t>
-      </w:r>
-      <w:r>
-        <w:rPr>
-          <w:szCs w:val="24"/>
-          <w:lang w:val="es-ES" w:eastAsia="es-ES"/>
-        </w:rPr>
-        <w:t>-</w:t>
-      </w:r>
-      <w:r>
-        <w:rPr>
-          <w:szCs w:val="24"/>
-          <w:lang w:val="es-ES" w:eastAsia="es-ES"/>
-        </w:rPr>
-        <w:t>003, HU</w:t>
-      </w:r>
-      <w:r>
-        <w:rPr>
-          <w:szCs w:val="24"/>
-          <w:lang w:val="es-ES" w:eastAsia="es-ES"/>
-        </w:rPr>
-        <w:t>-004</w:t>
+        <w:t>HU-001, HU-002, HU-003, HU-004</w:t>
       </w:r>
     </w:p>
     <w:p>
@@ -14508,7 +14091,7 @@
           <w:lang w:val="es-ES" w:eastAsia="es-ES"/>
         </w:rPr>
         <w:pict w14:anchorId="495A422B">
-          <v:rect id="_x0000_i1081" style="width:0;height:1.5pt" o:hralign="center" o:hrstd="t" o:hr="t" fillcolor="#a0a0a0" stroked="f"/>
+          <v:rect id="_x0000_i1039" style="width:0;height:1.5pt" o:hralign="center" o:hrstd="t" o:hr="t" fillcolor="#a0a0a0" stroked="f"/>
         </w:pict>
       </w:r>
     </w:p>
@@ -14661,7 +14244,7 @@
           <w:lang w:val="es-ES" w:eastAsia="es-ES"/>
         </w:rPr>
         <w:pict w14:anchorId="26A93F65">
-          <v:rect id="_x0000_i1082" style="width:0;height:1.5pt" o:hralign="center" o:hrstd="t" o:hr="t" fillcolor="#a0a0a0" stroked="f"/>
+          <v:rect id="_x0000_i1040" style="width:0;height:1.5pt" o:hralign="center" o:hrstd="t" o:hr="t" fillcolor="#a0a0a0" stroked="f"/>
         </w:pict>
       </w:r>
     </w:p>
@@ -14708,6 +14291,7 @@
           <w:szCs w:val="24"/>
           <w:lang w:val="es-ES" w:eastAsia="es-ES"/>
         </w:rPr>
+        <w:lastRenderedPageBreak/>
         <w:t>Historia de usuario</w:t>
       </w:r>
       <w:r>
@@ -14814,7 +14398,7 @@
           <w:lang w:val="es-ES" w:eastAsia="es-ES"/>
         </w:rPr>
         <w:pict w14:anchorId="45F1BC04">
-          <v:rect id="_x0000_i1083" style="width:0;height:1.5pt" o:hralign="center" o:hrstd="t" o:hr="t" fillcolor="#a0a0a0" stroked="f"/>
+          <v:rect id="_x0000_i1041" style="width:0;height:1.5pt" o:hralign="center" o:hrstd="t" o:hr="t" fillcolor="#a0a0a0" stroked="f"/>
         </w:pict>
       </w:r>
     </w:p>
@@ -15635,65 +15219,29 @@
           <w:szCs w:val="24"/>
           <w:lang w:val="es-ES" w:eastAsia="es-ES"/>
         </w:rPr>
-        <w:t xml:space="preserve">Busca el parqueadero </w:t>
-      </w:r>
-      <w:r>
-        <w:rPr>
-          <w:i/>
-          <w:iCs/>
-          <w:szCs w:val="24"/>
-          <w:lang w:val="es-ES" w:eastAsia="es-ES"/>
-        </w:rPr>
-        <w:t>más</w:t>
-      </w:r>
-      <w:r>
-        <w:rPr>
-          <w:i/>
-          <w:iCs/>
-          <w:szCs w:val="24"/>
-          <w:lang w:val="es-ES" w:eastAsia="es-ES"/>
-        </w:rPr>
-        <w:t xml:space="preserve"> cercano</w:t>
-      </w:r>
-    </w:p>
-    <w:p>
-      <w:pPr>
-        <w:spacing w:before="240" w:after="240" w:line="240" w:lineRule="auto"/>
-        <w:ind w:firstLine="0"/>
-        <w:jc w:val="left"/>
-        <w:rPr>
-          <w:i/>
-          <w:iCs/>
-          <w:szCs w:val="24"/>
-          <w:lang w:val="es-ES" w:eastAsia="es-ES"/>
-        </w:rPr>
-      </w:pPr>
-      <w:r>
-        <w:rPr>
-          <w:i/>
-          <w:iCs/>
-          <w:szCs w:val="24"/>
-          <w:lang w:val="es-ES" w:eastAsia="es-ES"/>
-        </w:rPr>
-        <w:t>Se redirige a una plataforma de pago verídica (</w:t>
-      </w:r>
-      <w:r>
-        <w:rPr>
-          <w:i/>
-          <w:iCs/>
-          <w:szCs w:val="24"/>
-          <w:lang w:val="es-ES" w:eastAsia="es-ES"/>
-        </w:rPr>
-        <w:t>Opaco</w:t>
-      </w:r>
-      <w:r>
-        <w:rPr>
-          <w:i/>
-          <w:iCs/>
-          <w:szCs w:val="24"/>
-          <w:lang w:val="es-ES" w:eastAsia="es-ES"/>
-        </w:rPr>
-        <w:t>)</w:t>
+        <w:t>Busca el parqueadero más cercano</w:t>
+      </w:r>
+    </w:p>
+    <w:p>
+      <w:pPr>
+        <w:spacing w:before="240" w:after="240" w:line="240" w:lineRule="auto"/>
+        <w:ind w:firstLine="0"/>
+        <w:jc w:val="left"/>
+        <w:rPr>
+          <w:i/>
+          <w:iCs/>
+          <w:szCs w:val="24"/>
+          <w:lang w:val="es-ES" w:eastAsia="es-ES"/>
+        </w:rPr>
+      </w:pPr>
+      <w:r>
+        <w:rPr>
+          <w:i/>
+          <w:iCs/>
+          <w:szCs w:val="24"/>
+          <w:lang w:val="es-ES" w:eastAsia="es-ES"/>
+        </w:rPr>
+        <w:t>Se redirige a una plataforma de pago verídica (Opaco)</w:t>
       </w:r>
     </w:p>
     <w:p>
@@ -15774,18 +15322,8 @@
           <w:szCs w:val="24"/>
           <w:lang w:val="es-ES" w:eastAsia="es-ES"/>
         </w:rPr>
-        <w:t xml:space="preserve">Flujos </w:t>
-      </w:r>
-      <w:r>
-        <w:rPr>
-          <w:b/>
-          <w:bCs/>
-          <w:i/>
-          <w:iCs/>
-          <w:szCs w:val="24"/>
-          <w:lang w:val="es-ES" w:eastAsia="es-ES"/>
-        </w:rPr>
-        <w:t>alternos:</w:t>
+        <w:lastRenderedPageBreak/>
+        <w:t>Flujos alternos:</w:t>
       </w:r>
       <w:r>
         <w:rPr>
@@ -15818,18 +15356,7 @@
           <w:szCs w:val="24"/>
           <w:lang w:val="es-ES" w:eastAsia="es-ES"/>
         </w:rPr>
-        <w:t xml:space="preserve">Reglas del </w:t>
-      </w:r>
-      <w:r>
-        <w:rPr>
-          <w:b/>
-          <w:bCs/>
-          <w:i/>
-          <w:iCs/>
-          <w:szCs w:val="24"/>
-          <w:lang w:val="es-ES" w:eastAsia="es-ES"/>
-        </w:rPr>
-        <w:t>negocio:</w:t>
+        <w:t>Reglas del negocio:</w:t>
       </w:r>
       <w:r>
         <w:rPr>
@@ -16245,18 +15772,7 @@
           <w:szCs w:val="24"/>
           <w:lang w:val="es-ES" w:eastAsia="es-ES"/>
         </w:rPr>
-        <w:t>Descripción</w:t>
-      </w:r>
-      <w:r>
-        <w:rPr>
-          <w:b/>
-          <w:bCs/>
-          <w:i/>
-          <w:iCs/>
-          <w:szCs w:val="24"/>
-          <w:lang w:val="es-ES" w:eastAsia="es-ES"/>
-        </w:rPr>
-        <w:t>:</w:t>
+        <w:t>Descripción:</w:t>
       </w:r>
       <w:r>
         <w:rPr>
@@ -16313,16 +15829,7 @@
           <w:szCs w:val="24"/>
           <w:lang w:val="es-ES" w:eastAsia="es-ES"/>
         </w:rPr>
-        <w:t>Verificación</w:t>
-      </w:r>
-      <w:r>
-        <w:rPr>
-          <w:i/>
-          <w:iCs/>
-          <w:szCs w:val="24"/>
-          <w:lang w:val="es-ES" w:eastAsia="es-ES"/>
-        </w:rPr>
-        <w:t xml:space="preserve"> de usuario creado</w:t>
+        <w:t>Verificación de usuario creado</w:t>
       </w:r>
     </w:p>
     <w:p>
@@ -16388,56 +15895,30 @@
           <w:szCs w:val="24"/>
           <w:lang w:val="es-ES" w:eastAsia="es-ES"/>
         </w:rPr>
-        <w:t>Notificación</w:t>
-      </w:r>
-      <w:r>
-        <w:rPr>
-          <w:i/>
-          <w:iCs/>
-          <w:szCs w:val="24"/>
-          <w:lang w:val="es-ES" w:eastAsia="es-ES"/>
-        </w:rPr>
-        <w:t xml:space="preserve"> de pago exitoso o rechazado</w:t>
-      </w:r>
-    </w:p>
-    <w:p>
-      <w:pPr>
-        <w:spacing w:before="240" w:after="240" w:line="240" w:lineRule="auto"/>
-        <w:ind w:firstLine="0"/>
-        <w:jc w:val="left"/>
-        <w:rPr>
-          <w:i/>
-          <w:iCs/>
-          <w:szCs w:val="24"/>
-          <w:lang w:val="es-ES" w:eastAsia="es-ES"/>
-        </w:rPr>
-      </w:pPr>
-      <w:r>
-        <w:rPr>
-          <w:i/>
-          <w:iCs/>
-          <w:szCs w:val="24"/>
-          <w:lang w:val="es-ES" w:eastAsia="es-ES"/>
-        </w:rPr>
-        <w:t xml:space="preserve">Guardar historial de </w:t>
-      </w:r>
-      <w:r>
-        <w:rPr>
-          <w:i/>
-          <w:iCs/>
-          <w:szCs w:val="24"/>
-          <w:lang w:val="es-ES" w:eastAsia="es-ES"/>
-        </w:rPr>
-        <w:t>los</w:t>
-      </w:r>
-      <w:r>
-        <w:rPr>
-          <w:i/>
-          <w:iCs/>
-          <w:szCs w:val="24"/>
-          <w:lang w:val="es-ES" w:eastAsia="es-ES"/>
-        </w:rPr>
-        <w:t xml:space="preserve"> pagos</w:t>
+        <w:t>Notificación de pago exitoso o rechazado</w:t>
+      </w:r>
+    </w:p>
+    <w:p>
+      <w:pPr>
+        <w:spacing w:before="240" w:after="240" w:line="240" w:lineRule="auto"/>
+        <w:ind w:firstLine="0"/>
+        <w:jc w:val="left"/>
+        <w:rPr>
+          <w:i/>
+          <w:iCs/>
+          <w:szCs w:val="24"/>
+          <w:lang w:val="es-ES" w:eastAsia="es-ES"/>
+        </w:rPr>
+      </w:pPr>
+      <w:r>
+        <w:rPr>
+          <w:i/>
+          <w:iCs/>
+          <w:szCs w:val="24"/>
+          <w:lang w:val="es-ES" w:eastAsia="es-ES"/>
+        </w:rPr>
+        <w:lastRenderedPageBreak/>
+        <w:t>Guardar historial de los pagos</w:t>
       </w:r>
     </w:p>
     <w:p>
@@ -16607,144 +16088,55 @@
           <w:szCs w:val="24"/>
           <w:lang w:val="es-ES" w:eastAsia="es-ES"/>
         </w:rPr>
-        <w:t xml:space="preserve">HU-001- </w:t>
-      </w:r>
-      <w:r>
-        <w:rPr>
-          <w:b/>
-          <w:bCs/>
-          <w:i/>
-          <w:iCs/>
-          <w:szCs w:val="24"/>
-          <w:lang w:val="es-ES" w:eastAsia="es-ES"/>
-        </w:rPr>
-        <w:t>Verificación</w:t>
-      </w:r>
-      <w:r>
-        <w:rPr>
-          <w:b/>
-          <w:bCs/>
-          <w:i/>
-          <w:iCs/>
-          <w:szCs w:val="24"/>
-          <w:lang w:val="es-ES" w:eastAsia="es-ES"/>
-        </w:rPr>
-        <w:t xml:space="preserve"> de usuario creado</w:t>
-      </w:r>
-    </w:p>
-    <w:p>
-      <w:pPr>
-        <w:spacing w:before="240" w:after="240" w:line="240" w:lineRule="auto"/>
-        <w:ind w:firstLine="0"/>
-        <w:jc w:val="left"/>
-        <w:rPr>
-          <w:i/>
-          <w:iCs/>
-          <w:szCs w:val="24"/>
-          <w:lang w:val="es-ES" w:eastAsia="es-ES"/>
-        </w:rPr>
-      </w:pPr>
-      <w:r>
-        <w:rPr>
-          <w:i/>
-          <w:iCs/>
-          <w:szCs w:val="24"/>
-          <w:lang w:val="es-ES" w:eastAsia="es-ES"/>
-        </w:rPr>
-        <w:t xml:space="preserve">Como usuario ya </w:t>
-      </w:r>
-      <w:r>
-        <w:rPr>
-          <w:i/>
-          <w:iCs/>
-          <w:szCs w:val="24"/>
-          <w:lang w:val="es-ES" w:eastAsia="es-ES"/>
-        </w:rPr>
-        <w:t>creado,</w:t>
-      </w:r>
-      <w:r>
-        <w:rPr>
-          <w:i/>
-          <w:iCs/>
-          <w:szCs w:val="24"/>
-          <w:lang w:val="es-ES" w:eastAsia="es-ES"/>
-        </w:rPr>
-        <w:t xml:space="preserve"> garantizar el pago y la </w:t>
-      </w:r>
-      <w:r>
-        <w:rPr>
-          <w:i/>
-          <w:iCs/>
-          <w:szCs w:val="24"/>
-          <w:lang w:val="es-ES" w:eastAsia="es-ES"/>
-        </w:rPr>
-        <w:t>llegado del</w:t>
-      </w:r>
-      <w:r>
-        <w:rPr>
-          <w:i/>
-          <w:iCs/>
-          <w:szCs w:val="24"/>
-          <w:lang w:val="es-ES" w:eastAsia="es-ES"/>
-        </w:rPr>
-        <w:t xml:space="preserve"> </w:t>
-      </w:r>
-      <w:r>
-        <w:rPr>
-          <w:i/>
-          <w:iCs/>
-          <w:szCs w:val="24"/>
-          <w:lang w:val="es-ES" w:eastAsia="es-ES"/>
-        </w:rPr>
-        <w:t>pago.</w:t>
-      </w:r>
-    </w:p>
-    <w:p>
-      <w:pPr>
-        <w:spacing w:before="240" w:after="240" w:line="240" w:lineRule="auto"/>
-        <w:ind w:firstLine="0"/>
-        <w:jc w:val="left"/>
-        <w:rPr>
-          <w:b/>
-          <w:bCs/>
-          <w:i/>
-          <w:iCs/>
-          <w:szCs w:val="24"/>
-          <w:lang w:val="es-ES" w:eastAsia="es-ES"/>
-        </w:rPr>
-      </w:pPr>
-      <w:r>
-        <w:rPr>
-          <w:b/>
-          <w:bCs/>
-          <w:i/>
-          <w:iCs/>
-          <w:szCs w:val="24"/>
-          <w:lang w:val="es-ES" w:eastAsia="es-ES"/>
-        </w:rPr>
-        <w:t xml:space="preserve">Criterios de </w:t>
-      </w:r>
-      <w:r>
-        <w:rPr>
-          <w:b/>
-          <w:bCs/>
-          <w:i/>
-          <w:iCs/>
-          <w:szCs w:val="24"/>
-          <w:lang w:val="es-ES" w:eastAsia="es-ES"/>
-        </w:rPr>
-        <w:t>Aceptación</w:t>
-      </w:r>
-      <w:r>
-        <w:rPr>
-          <w:b/>
-          <w:bCs/>
-          <w:i/>
-          <w:iCs/>
-          <w:szCs w:val="24"/>
-          <w:lang w:val="es-ES" w:eastAsia="es-ES"/>
-        </w:rPr>
-        <w:t>:</w:t>
+        <w:t>HU-001- Verificación de usuario creado</w:t>
+      </w:r>
+    </w:p>
+    <w:p>
+      <w:pPr>
+        <w:spacing w:before="240" w:after="240" w:line="240" w:lineRule="auto"/>
+        <w:ind w:firstLine="0"/>
+        <w:jc w:val="left"/>
+        <w:rPr>
+          <w:i/>
+          <w:iCs/>
+          <w:szCs w:val="24"/>
+          <w:lang w:val="es-ES" w:eastAsia="es-ES"/>
+        </w:rPr>
+      </w:pPr>
+      <w:r>
+        <w:rPr>
+          <w:i/>
+          <w:iCs/>
+          <w:szCs w:val="24"/>
+          <w:lang w:val="es-ES" w:eastAsia="es-ES"/>
+        </w:rPr>
+        <w:t>Como usuario ya creado, garantizar el pago y la llegado del pago.</w:t>
+      </w:r>
+    </w:p>
+    <w:p>
+      <w:pPr>
+        <w:spacing w:before="240" w:after="240" w:line="240" w:lineRule="auto"/>
+        <w:ind w:firstLine="0"/>
+        <w:jc w:val="left"/>
+        <w:rPr>
+          <w:b/>
+          <w:bCs/>
+          <w:i/>
+          <w:iCs/>
+          <w:szCs w:val="24"/>
+          <w:lang w:val="es-ES" w:eastAsia="es-ES"/>
+        </w:rPr>
+      </w:pPr>
+      <w:r>
+        <w:rPr>
+          <w:b/>
+          <w:bCs/>
+          <w:i/>
+          <w:iCs/>
+          <w:szCs w:val="24"/>
+          <w:lang w:val="es-ES" w:eastAsia="es-ES"/>
+        </w:rPr>
+        <w:t>Criterios de Aceptación:</w:t>
       </w:r>
     </w:p>
     <w:p>
@@ -16897,47 +16289,29 @@
           <w:szCs w:val="24"/>
           <w:lang w:val="es-ES" w:eastAsia="es-ES"/>
         </w:rPr>
-        <w:t xml:space="preserve">Proceso de </w:t>
-      </w:r>
-      <w:r>
-        <w:rPr>
-          <w:i/>
-          <w:iCs/>
-          <w:szCs w:val="24"/>
-          <w:lang w:val="es-ES" w:eastAsia="es-ES"/>
-        </w:rPr>
-        <w:t>validación</w:t>
-      </w:r>
-    </w:p>
-    <w:p>
-      <w:pPr>
-        <w:spacing w:before="240" w:after="240" w:line="240" w:lineRule="auto"/>
-        <w:ind w:firstLine="0"/>
-        <w:jc w:val="left"/>
-        <w:rPr>
-          <w:i/>
-          <w:iCs/>
-          <w:szCs w:val="24"/>
-          <w:lang w:val="es-ES" w:eastAsia="es-ES"/>
-        </w:rPr>
-      </w:pPr>
-      <w:r>
-        <w:rPr>
-          <w:i/>
-          <w:iCs/>
-          <w:szCs w:val="24"/>
-          <w:lang w:val="es-ES" w:eastAsia="es-ES"/>
-        </w:rPr>
-        <w:t>Garantía</w:t>
-      </w:r>
-      <w:r>
-        <w:rPr>
-          <w:i/>
-          <w:iCs/>
-          <w:szCs w:val="24"/>
-          <w:lang w:val="es-ES" w:eastAsia="es-ES"/>
-        </w:rPr>
-        <w:t xml:space="preserve"> de transacción segura</w:t>
+        <w:t>Proceso de validación</w:t>
+      </w:r>
+    </w:p>
+    <w:p>
+      <w:pPr>
+        <w:spacing w:before="240" w:after="240" w:line="240" w:lineRule="auto"/>
+        <w:ind w:firstLine="0"/>
+        <w:jc w:val="left"/>
+        <w:rPr>
+          <w:i/>
+          <w:iCs/>
+          <w:szCs w:val="24"/>
+          <w:lang w:val="es-ES" w:eastAsia="es-ES"/>
+        </w:rPr>
+      </w:pPr>
+      <w:r>
+        <w:rPr>
+          <w:i/>
+          <w:iCs/>
+          <w:szCs w:val="24"/>
+          <w:lang w:val="es-ES" w:eastAsia="es-ES"/>
+        </w:rPr>
+        <w:t>Garantía de transacción segura</w:t>
       </w:r>
     </w:p>
     <w:p>
@@ -16981,78 +16355,51 @@
           <w:szCs w:val="24"/>
           <w:lang w:val="es-ES" w:eastAsia="es-ES"/>
         </w:rPr>
-        <w:t>Mínimo</w:t>
-      </w:r>
-      <w:r>
-        <w:rPr>
-          <w:i/>
-          <w:iCs/>
-          <w:szCs w:val="24"/>
-          <w:lang w:val="es-ES" w:eastAsia="es-ES"/>
-        </w:rPr>
-        <w:t xml:space="preserve"> 6 meses en el mismo trabajo</w:t>
-      </w:r>
-    </w:p>
-    <w:p>
-      <w:pPr>
-        <w:spacing w:before="240" w:after="240" w:line="240" w:lineRule="auto"/>
-        <w:ind w:firstLine="0"/>
-        <w:jc w:val="left"/>
-        <w:rPr>
-          <w:i/>
-          <w:iCs/>
-          <w:szCs w:val="24"/>
-          <w:lang w:val="es-ES" w:eastAsia="es-ES"/>
-        </w:rPr>
-      </w:pPr>
-      <w:r>
-        <w:rPr>
-          <w:i/>
-          <w:iCs/>
-          <w:szCs w:val="24"/>
-          <w:lang w:val="es-ES" w:eastAsia="es-ES"/>
-        </w:rPr>
-        <w:t>Documentación</w:t>
-      </w:r>
-      <w:r>
-        <w:rPr>
-          <w:i/>
-          <w:iCs/>
-          <w:szCs w:val="24"/>
-          <w:lang w:val="es-ES" w:eastAsia="es-ES"/>
-        </w:rPr>
-        <w:t xml:space="preserve"> valida</w:t>
-      </w:r>
-    </w:p>
-    <w:p>
-      <w:pPr>
-        <w:spacing w:before="240" w:after="240" w:line="240" w:lineRule="auto"/>
-        <w:ind w:firstLine="0"/>
-        <w:jc w:val="left"/>
-        <w:rPr>
-          <w:i/>
-          <w:iCs/>
-          <w:szCs w:val="24"/>
-          <w:lang w:val="es-ES" w:eastAsia="es-ES"/>
-        </w:rPr>
-      </w:pPr>
-      <w:r>
-        <w:rPr>
-          <w:i/>
-          <w:iCs/>
-          <w:szCs w:val="24"/>
-          <w:lang w:val="es-ES" w:eastAsia="es-ES"/>
-        </w:rPr>
-        <w:t>Relación</w:t>
-      </w:r>
-      <w:r>
-        <w:rPr>
-          <w:i/>
-          <w:iCs/>
-          <w:szCs w:val="24"/>
-          <w:lang w:val="es-ES" w:eastAsia="es-ES"/>
-        </w:rPr>
-        <w:t xml:space="preserve"> con el banco</w:t>
+        <w:t>Mínimo 6 meses en el mismo trabajo</w:t>
+      </w:r>
+    </w:p>
+    <w:p>
+      <w:pPr>
+        <w:spacing w:before="240" w:after="240" w:line="240" w:lineRule="auto"/>
+        <w:ind w:firstLine="0"/>
+        <w:jc w:val="left"/>
+        <w:rPr>
+          <w:i/>
+          <w:iCs/>
+          <w:szCs w:val="24"/>
+          <w:lang w:val="es-ES" w:eastAsia="es-ES"/>
+        </w:rPr>
+      </w:pPr>
+      <w:r>
+        <w:rPr>
+          <w:i/>
+          <w:iCs/>
+          <w:szCs w:val="24"/>
+          <w:lang w:val="es-ES" w:eastAsia="es-ES"/>
+        </w:rPr>
+        <w:t>Documentación valida</w:t>
+      </w:r>
+    </w:p>
+    <w:p>
+      <w:pPr>
+        <w:spacing w:before="240" w:after="240" w:line="240" w:lineRule="auto"/>
+        <w:ind w:firstLine="0"/>
+        <w:jc w:val="left"/>
+        <w:rPr>
+          <w:i/>
+          <w:iCs/>
+          <w:szCs w:val="24"/>
+          <w:lang w:val="es-ES" w:eastAsia="es-ES"/>
+        </w:rPr>
+      </w:pPr>
+      <w:r>
+        <w:rPr>
+          <w:i/>
+          <w:iCs/>
+          <w:szCs w:val="24"/>
+          <w:lang w:val="es-ES" w:eastAsia="es-ES"/>
+        </w:rPr>
+        <w:t>Relación con el banco</w:t>
       </w:r>
     </w:p>
     <w:p>
@@ -17117,6 +16464,7 @@
           <w:szCs w:val="24"/>
           <w:lang w:val="es-ES" w:eastAsia="es-ES"/>
         </w:rPr>
+        <w:lastRenderedPageBreak/>
         <w:t>Criterios de éxito:</w:t>
       </w:r>
     </w:p>
@@ -17139,56 +16487,29 @@
           <w:szCs w:val="24"/>
           <w:lang w:val="es-ES" w:eastAsia="es-ES"/>
         </w:rPr>
-        <w:t>Activación</w:t>
-      </w:r>
-      <w:r>
-        <w:rPr>
-          <w:i/>
-          <w:iCs/>
-          <w:szCs w:val="24"/>
-          <w:lang w:val="es-ES" w:eastAsia="es-ES"/>
-        </w:rPr>
-        <w:t xml:space="preserve"> y usos sin </w:t>
-      </w:r>
-      <w:r>
-        <w:rPr>
-          <w:i/>
-          <w:iCs/>
-          <w:szCs w:val="24"/>
-          <w:lang w:val="es-ES" w:eastAsia="es-ES"/>
-        </w:rPr>
-        <w:t>inconvenientes</w:t>
-      </w:r>
-    </w:p>
-    <w:p>
-      <w:pPr>
-        <w:spacing w:before="240" w:after="240" w:line="240" w:lineRule="auto"/>
-        <w:ind w:firstLine="0"/>
-        <w:jc w:val="left"/>
-        <w:rPr>
-          <w:i/>
-          <w:iCs/>
-          <w:szCs w:val="24"/>
-          <w:lang w:val="es-ES" w:eastAsia="es-ES"/>
-        </w:rPr>
-      </w:pPr>
-      <w:r>
-        <w:rPr>
-          <w:i/>
-          <w:iCs/>
-          <w:szCs w:val="24"/>
-          <w:lang w:val="es-ES" w:eastAsia="es-ES"/>
-        </w:rPr>
-        <w:t>Experiencia</w:t>
-      </w:r>
-      <w:r>
-        <w:rPr>
-          <w:i/>
-          <w:iCs/>
-          <w:szCs w:val="24"/>
-          <w:lang w:val="es-ES" w:eastAsia="es-ES"/>
-        </w:rPr>
-        <w:t xml:space="preserve"> del usuario fluida</w:t>
+        <w:t>Activación y usos sin inconvenientes</w:t>
+      </w:r>
+    </w:p>
+    <w:p>
+      <w:pPr>
+        <w:spacing w:before="240" w:after="240" w:line="240" w:lineRule="auto"/>
+        <w:ind w:firstLine="0"/>
+        <w:jc w:val="left"/>
+        <w:rPr>
+          <w:i/>
+          <w:iCs/>
+          <w:szCs w:val="24"/>
+          <w:lang w:val="es-ES" w:eastAsia="es-ES"/>
+        </w:rPr>
+      </w:pPr>
+      <w:r>
+        <w:rPr>
+          <w:i/>
+          <w:iCs/>
+          <w:szCs w:val="24"/>
+          <w:lang w:val="es-ES" w:eastAsia="es-ES"/>
+        </w:rPr>
+        <w:t>Experiencia del usuario fluida</w:t>
       </w:r>
     </w:p>
     <w:p>
@@ -17254,47 +16575,29 @@
           <w:szCs w:val="24"/>
           <w:lang w:val="es-ES" w:eastAsia="es-ES"/>
         </w:rPr>
-        <w:t>Visualización</w:t>
-      </w:r>
-      <w:r>
-        <w:rPr>
-          <w:i/>
-          <w:iCs/>
-          <w:szCs w:val="24"/>
-          <w:lang w:val="es-ES" w:eastAsia="es-ES"/>
-        </w:rPr>
-        <w:t xml:space="preserve"> del saldo</w:t>
-      </w:r>
-    </w:p>
-    <w:p>
-      <w:pPr>
-        <w:spacing w:before="240" w:after="240" w:line="240" w:lineRule="auto"/>
-        <w:ind w:firstLine="0"/>
-        <w:jc w:val="left"/>
-        <w:rPr>
-          <w:i/>
-          <w:iCs/>
-          <w:szCs w:val="24"/>
-          <w:lang w:val="es-ES" w:eastAsia="es-ES"/>
-        </w:rPr>
-      </w:pPr>
-      <w:r>
-        <w:rPr>
-          <w:i/>
-          <w:iCs/>
-          <w:szCs w:val="24"/>
-          <w:lang w:val="es-ES" w:eastAsia="es-ES"/>
-        </w:rPr>
-        <w:t>Límites</w:t>
-      </w:r>
-      <w:r>
-        <w:rPr>
-          <w:i/>
-          <w:iCs/>
-          <w:szCs w:val="24"/>
-          <w:lang w:val="es-ES" w:eastAsia="es-ES"/>
-        </w:rPr>
-        <w:t xml:space="preserve"> y Restricciones</w:t>
+        <w:t>Visualización del saldo</w:t>
+      </w:r>
+    </w:p>
+    <w:p>
+      <w:pPr>
+        <w:spacing w:before="240" w:after="240" w:line="240" w:lineRule="auto"/>
+        <w:ind w:firstLine="0"/>
+        <w:jc w:val="left"/>
+        <w:rPr>
+          <w:i/>
+          <w:iCs/>
+          <w:szCs w:val="24"/>
+          <w:lang w:val="es-ES" w:eastAsia="es-ES"/>
+        </w:rPr>
+      </w:pPr>
+      <w:r>
+        <w:rPr>
+          <w:i/>
+          <w:iCs/>
+          <w:szCs w:val="24"/>
+          <w:lang w:val="es-ES" w:eastAsia="es-ES"/>
+        </w:rPr>
+        <w:t>Límites y Restricciones</w:t>
       </w:r>
     </w:p>
     <w:p>
@@ -17355,29 +16658,7 @@
           <w:szCs w:val="24"/>
           <w:lang w:val="es-ES" w:eastAsia="es-ES"/>
         </w:rPr>
-        <w:t xml:space="preserve">HU-004- </w:t>
-      </w:r>
-      <w:r>
-        <w:rPr>
-          <w:b/>
-          <w:bCs/>
-          <w:i/>
-          <w:iCs/>
-          <w:szCs w:val="24"/>
-          <w:lang w:val="es-ES" w:eastAsia="es-ES"/>
-        </w:rPr>
-        <w:t>Notificación</w:t>
-      </w:r>
-      <w:r>
-        <w:rPr>
-          <w:b/>
-          <w:bCs/>
-          <w:i/>
-          <w:iCs/>
-          <w:szCs w:val="24"/>
-          <w:lang w:val="es-ES" w:eastAsia="es-ES"/>
-        </w:rPr>
-        <w:t xml:space="preserve"> de pago exitoso o rechazado.</w:t>
+        <w:t>HU-004- Notificación de pago exitoso o rechazado.</w:t>
       </w:r>
     </w:p>
     <w:p>
@@ -17469,25 +16750,7 @@
           <w:szCs w:val="24"/>
           <w:lang w:val="es-ES" w:eastAsia="es-ES"/>
         </w:rPr>
-        <w:t xml:space="preserve">Ultimo 4 </w:t>
-      </w:r>
-      <w:r>
-        <w:rPr>
-          <w:i/>
-          <w:iCs/>
-          <w:szCs w:val="24"/>
-          <w:lang w:val="es-ES" w:eastAsia="es-ES"/>
-        </w:rPr>
-        <w:t>dígitos</w:t>
-      </w:r>
-      <w:r>
-        <w:rPr>
-          <w:i/>
-          <w:iCs/>
-          <w:szCs w:val="24"/>
-          <w:lang w:val="es-ES" w:eastAsia="es-ES"/>
-        </w:rPr>
-        <w:t xml:space="preserve"> de la tarjeta</w:t>
+        <w:t>Ultimo 4 dígitos de la tarjeta</w:t>
       </w:r>
     </w:p>
     <w:p>
@@ -17531,16 +16794,7 @@
           <w:szCs w:val="24"/>
           <w:lang w:val="es-ES" w:eastAsia="es-ES"/>
         </w:rPr>
-        <w:t xml:space="preserve">Validaciones </w:t>
-      </w:r>
-      <w:r>
-        <w:rPr>
-          <w:i/>
-          <w:iCs/>
-          <w:szCs w:val="24"/>
-          <w:lang w:val="es-ES" w:eastAsia="es-ES"/>
-        </w:rPr>
-        <w:t>técnicas</w:t>
+        <w:t>Validaciones técnicas</w:t>
       </w:r>
     </w:p>
     <w:p>
@@ -17610,29 +16864,7 @@
           <w:szCs w:val="24"/>
           <w:lang w:val="es-ES" w:eastAsia="es-ES"/>
         </w:rPr>
-        <w:t xml:space="preserve">HU-005- Guardar historial de </w:t>
-      </w:r>
-      <w:r>
-        <w:rPr>
-          <w:b/>
-          <w:bCs/>
-          <w:i/>
-          <w:iCs/>
-          <w:szCs w:val="24"/>
-          <w:lang w:val="es-ES" w:eastAsia="es-ES"/>
-        </w:rPr>
-        <w:t>los</w:t>
-      </w:r>
-      <w:r>
-        <w:rPr>
-          <w:b/>
-          <w:bCs/>
-          <w:i/>
-          <w:iCs/>
-          <w:szCs w:val="24"/>
-          <w:lang w:val="es-ES" w:eastAsia="es-ES"/>
-        </w:rPr>
-        <w:t xml:space="preserve"> pagos</w:t>
+        <w:t>HU-005- Guardar historial de los pagos</w:t>
       </w:r>
     </w:p>
     <w:p>
@@ -17680,47 +16912,29 @@
           <w:szCs w:val="24"/>
           <w:lang w:val="es-ES" w:eastAsia="es-ES"/>
         </w:rPr>
-        <w:t>Registro</w:t>
-      </w:r>
-      <w:r>
-        <w:rPr>
-          <w:i/>
-          <w:iCs/>
-          <w:szCs w:val="24"/>
-          <w:lang w:val="es-ES" w:eastAsia="es-ES"/>
-        </w:rPr>
-        <w:t xml:space="preserve"> Confiable</w:t>
-      </w:r>
-    </w:p>
-    <w:p>
-      <w:pPr>
-        <w:spacing w:before="240" w:after="240" w:line="240" w:lineRule="auto"/>
-        <w:ind w:firstLine="0"/>
-        <w:jc w:val="left"/>
-        <w:rPr>
-          <w:i/>
-          <w:iCs/>
-          <w:szCs w:val="24"/>
-          <w:lang w:val="es-ES" w:eastAsia="es-ES"/>
-        </w:rPr>
-      </w:pPr>
-      <w:r>
-        <w:rPr>
-          <w:i/>
-          <w:iCs/>
-          <w:szCs w:val="24"/>
-          <w:lang w:val="es-ES" w:eastAsia="es-ES"/>
-        </w:rPr>
-        <w:t>Información</w:t>
-      </w:r>
-      <w:r>
-        <w:rPr>
-          <w:i/>
-          <w:iCs/>
-          <w:szCs w:val="24"/>
-          <w:lang w:val="es-ES" w:eastAsia="es-ES"/>
-        </w:rPr>
-        <w:t xml:space="preserve"> completa y precisa</w:t>
+        <w:t>Registro Confiable</w:t>
+      </w:r>
+    </w:p>
+    <w:p>
+      <w:pPr>
+        <w:spacing w:before="240" w:after="240" w:line="240" w:lineRule="auto"/>
+        <w:ind w:firstLine="0"/>
+        <w:jc w:val="left"/>
+        <w:rPr>
+          <w:i/>
+          <w:iCs/>
+          <w:szCs w:val="24"/>
+          <w:lang w:val="es-ES" w:eastAsia="es-ES"/>
+        </w:rPr>
+      </w:pPr>
+      <w:r>
+        <w:rPr>
+          <w:i/>
+          <w:iCs/>
+          <w:szCs w:val="24"/>
+          <w:lang w:val="es-ES" w:eastAsia="es-ES"/>
+        </w:rPr>
+        <w:t>Información completa y precisa</w:t>
       </w:r>
     </w:p>
     <w:p>
@@ -17786,37 +17000,29 @@
           <w:szCs w:val="24"/>
           <w:lang w:val="es-ES" w:eastAsia="es-ES"/>
         </w:rPr>
-        <w:t>Registro</w:t>
-      </w:r>
-      <w:r>
-        <w:rPr>
-          <w:i/>
-          <w:iCs/>
-          <w:szCs w:val="24"/>
-          <w:lang w:val="es-ES" w:eastAsia="es-ES"/>
-        </w:rPr>
-        <w:t xml:space="preserve"> del pago</w:t>
-      </w:r>
-    </w:p>
-    <w:p>
-      <w:pPr>
-        <w:spacing w:before="240" w:after="240" w:line="240" w:lineRule="auto"/>
-        <w:ind w:firstLine="0"/>
-        <w:jc w:val="left"/>
-        <w:rPr>
-          <w:i/>
-          <w:iCs/>
-          <w:szCs w:val="24"/>
-          <w:lang w:val="es-ES" w:eastAsia="es-ES"/>
-        </w:rPr>
-      </w:pPr>
-      <w:r>
-        <w:rPr>
-          <w:i/>
-          <w:iCs/>
-          <w:szCs w:val="24"/>
-          <w:lang w:val="es-ES" w:eastAsia="es-ES"/>
-        </w:rPr>
+        <w:t>Registro del pago</w:t>
+      </w:r>
+    </w:p>
+    <w:p>
+      <w:pPr>
+        <w:spacing w:before="240" w:after="240" w:line="240" w:lineRule="auto"/>
+        <w:ind w:firstLine="0"/>
+        <w:jc w:val="left"/>
+        <w:rPr>
+          <w:i/>
+          <w:iCs/>
+          <w:szCs w:val="24"/>
+          <w:lang w:val="es-ES" w:eastAsia="es-ES"/>
+        </w:rPr>
+      </w:pPr>
+      <w:r>
+        <w:rPr>
+          <w:i/>
+          <w:iCs/>
+          <w:szCs w:val="24"/>
+          <w:lang w:val="es-ES" w:eastAsia="es-ES"/>
+        </w:rPr>
+        <w:lastRenderedPageBreak/>
         <w:t>Integridad de la información</w:t>
       </w:r>
     </w:p>
@@ -18423,6 +17629,7 @@
           <w:szCs w:val="24"/>
           <w:lang w:val="es-ES" w:eastAsia="es-ES"/>
         </w:rPr>
+        <w:lastRenderedPageBreak/>
         <w:t>Entra al perfil del parqueadero</w:t>
       </w:r>
     </w:p>
@@ -18986,6 +18193,7 @@
           <w:szCs w:val="24"/>
           <w:lang w:val="es-ES" w:eastAsia="es-ES"/>
         </w:rPr>
+        <w:lastRenderedPageBreak/>
         <w:t>Calificación (1 a 5 estrellas)</w:t>
       </w:r>
     </w:p>
@@ -19548,6 +18756,7 @@
           <w:szCs w:val="24"/>
           <w:lang w:val="es-ES" w:eastAsia="es-ES"/>
         </w:rPr>
+        <w:lastRenderedPageBreak/>
         <w:t>Como usuario registrado</w:t>
       </w:r>
     </w:p>
@@ -20118,6 +19327,7 @@
           <w:szCs w:val="24"/>
           <w:lang w:val="es-ES" w:eastAsia="es-ES"/>
         </w:rPr>
+        <w:lastRenderedPageBreak/>
         <w:t>Criterios de aceptación:</w:t>
       </w:r>
     </w:p>
@@ -20661,6 +19871,7 @@
           <w:szCs w:val="24"/>
           <w:lang w:val="es-ES" w:eastAsia="es-ES"/>
         </w:rPr>
+        <w:lastRenderedPageBreak/>
         <w:t>Criterios de aceptación:</w:t>
       </w:r>
     </w:p>
@@ -21543,7 +20754,7 @@
         <v:path o:extrusionok="f" gradientshapeok="t" o:connecttype="rect"/>
         <o:lock v:ext="edit" aspectratio="t"/>
       </v:shapetype>
-      <v:shape id="_x0000_i1025" type="#_x0000_t75" style="width:11.5pt;height:11.5pt" o:bullet="t">
+      <v:shape id="_x0000_i1031" type="#_x0000_t75" style="width:11.4pt;height:11.4pt" o:bullet="t">
         <v:imagedata r:id="rId1" o:title="mso2DCD"/>
       </v:shape>
     </w:pict>
@@ -26268,7 +25479,7 @@
   <w:style w:type="paragraph" w:default="1" w:styleId="Normal">
     <w:name w:val="Normal"/>
     <w:qFormat/>
-    <w:rsid w:val="001B7C14"/>
+    <w:rsid w:val="00F26826"/>
     <w:pPr>
       <w:spacing w:after="0" w:line="360" w:lineRule="auto"/>
       <w:ind w:firstLine="720"/>
@@ -26402,6 +25613,7 @@
   <w:style w:type="character" w:default="1" w:styleId="Fuentedeprrafopredeter">
     <w:name w:val="Default Paragraph Font"/>
     <w:uiPriority w:val="1"/>
+    <w:semiHidden/>
     <w:unhideWhenUsed/>
   </w:style>
   <w:style w:type="table" w:default="1" w:styleId="Tablanormal">

--- a/TRIMESTRE II/Trabajo Académico proyecto final trimestre LUIS DAVID DIAZ SAIZ. (1) (1).docx
+++ b/TRIMESTRE II/Trabajo Académico proyecto final trimestre LUIS DAVID DIAZ SAIZ. (1) (1).docx
@@ -148,7 +148,7 @@
         <w:jc w:val="center"/>
       </w:pPr>
       <w:r>
-        <w:t>Eduard Antonio López Gutiérrez, CC: 1.073.601.053</w:t>
+        <w:t>Eduar Antonio López Gutiérrez, CC: 1.073.601.053</w:t>
       </w:r>
     </w:p>
     <w:p>
@@ -156,6 +156,9 @@
         <w:ind w:right="66" w:firstLine="0"/>
         <w:jc w:val="center"/>
       </w:pPr>
+      <w:r>
+        <w:t>Dilan Estevan Cardozo Ocampo, CC 1.031.805.844</w:t>
+      </w:r>
     </w:p>
     <w:p>
       <w:pPr>
@@ -330,7 +333,7 @@
         <w:jc w:val="center"/>
       </w:pPr>
       <w:r>
-        <w:t>Eduard Antonio López Gutiérrez, CC: 1.073.601.053</w:t>
+        <w:t>Eduar Antonio López Gutiérrez, CC: 1.073.601.053</w:t>
       </w:r>
     </w:p>
     <w:p>
@@ -338,6 +341,9 @@
         <w:ind w:right="66" w:firstLine="0"/>
         <w:jc w:val="center"/>
       </w:pPr>
+      <w:r>
+        <w:t>Dilan Estevan Cardozo Ocampo, CC 1.031.805.844</w:t>
+      </w:r>
     </w:p>
     <w:p>
       <w:pPr>
@@ -368,15 +374,15 @@
         <w:ind w:right="66" w:firstLine="0"/>
         <w:jc w:val="center"/>
       </w:pPr>
-      <w:r>
-        <w:t>Trabajo presentado como requisito para optar al título de Tecnólogo en Análisis y Desarrollo de Software</w:t>
-      </w:r>
     </w:p>
     <w:p>
       <w:pPr>
         <w:ind w:right="66" w:firstLine="0"/>
         <w:jc w:val="center"/>
       </w:pPr>
+      <w:r>
+        <w:t>Trabajo presentado como requisito para optar al título de Tecnólogo en Análisis y Desarrollo de Software</w:t>
+      </w:r>
     </w:p>
     <w:p>
       <w:pPr>
@@ -401,9 +407,6 @@
         <w:ind w:right="66" w:firstLine="0"/>
         <w:jc w:val="center"/>
       </w:pPr>
-      <w:r>
-        <w:t>Jurados</w:t>
-      </w:r>
     </w:p>
     <w:p>
       <w:pPr>
@@ -411,7 +414,7 @@
         <w:jc w:val="center"/>
       </w:pPr>
       <w:r>
-        <w:t>Javier Yara</w:t>
+        <w:t>Jurados</w:t>
       </w:r>
     </w:p>
     <w:p>
@@ -419,6 +422,9 @@
         <w:ind w:right="66" w:firstLine="0"/>
         <w:jc w:val="center"/>
       </w:pPr>
+      <w:r>
+        <w:t>Javier Yara</w:t>
+      </w:r>
     </w:p>
     <w:p>
       <w:pPr>
@@ -437,9 +443,6 @@
         <w:ind w:right="66" w:firstLine="0"/>
         <w:jc w:val="center"/>
       </w:pPr>
-      <w:r>
-        <w:t>Servicio Nacional de Aprendizaje SENA</w:t>
-      </w:r>
     </w:p>
     <w:p>
       <w:pPr>
@@ -447,7 +450,7 @@
         <w:jc w:val="center"/>
       </w:pPr>
       <w:r>
-        <w:t>Bogotá D.C</w:t>
+        <w:t>Servicio Nacional de Aprendizaje SENA</w:t>
       </w:r>
     </w:p>
     <w:p>
@@ -456,6 +459,16 @@
         <w:jc w:val="center"/>
       </w:pPr>
       <w:r>
+        <w:t>Bogotá D.C</w:t>
+      </w:r>
+    </w:p>
+    <w:p>
+      <w:pPr>
+        <w:ind w:right="66" w:firstLine="0"/>
+        <w:jc w:val="center"/>
+      </w:pPr>
+      <w:r>
+        <w:lastRenderedPageBreak/>
         <w:t>AÑO 202</w:t>
       </w:r>
       <w:r>
@@ -3018,7 +3031,6 @@
               <w:b/>
               <w:bCs/>
             </w:rPr>
-            <w:lastRenderedPageBreak/>
             <w:fldChar w:fldCharType="end"/>
           </w:r>
         </w:p>
@@ -20754,7 +20766,7 @@
         <v:path o:extrusionok="f" gradientshapeok="t" o:connecttype="rect"/>
         <o:lock v:ext="edit" aspectratio="t"/>
       </v:shapetype>
-      <v:shape id="_x0000_i1031" type="#_x0000_t75" style="width:11.4pt;height:11.4pt" o:bullet="t">
+      <v:shape id="_x0000_i1030" type="#_x0000_t75" style="width:11.4pt;height:11.4pt" o:bullet="t">
         <v:imagedata r:id="rId1" o:title="mso2DCD"/>
       </v:shape>
     </w:pict>
@@ -25479,7 +25491,7 @@
   <w:style w:type="paragraph" w:default="1" w:styleId="Normal">
     <w:name w:val="Normal"/>
     <w:qFormat/>
-    <w:rsid w:val="00F26826"/>
+    <w:rsid w:val="007A0A40"/>
     <w:pPr>
       <w:spacing w:after="0" w:line="360" w:lineRule="auto"/>
       <w:ind w:firstLine="720"/>
